--- a/klagomål/A 10495-2026 FSC-klagomål.docx
+++ b/klagomål/A 10495-2026 FSC-klagomål.docx
@@ -168,7 +168,7 @@
     </w:p>
     <w:p>
       <w:r>
-        <w:t>Detta dokument behandlar höga naturvärden i avverkningsanmälan A 10495-2026 i Tranås kommun. Denna avverkningsanmälan inkom 2026-02-24 12:45:49 och omfattar 1,8 ha.</w:t>
+        <w:t>Detta dokument behandlar höga naturvärden i avverkningsanmälan A 10495-2026 i Tranås kommun. Denna avverkningsanmälan inkom 2026-02-24 00:00:00 och omfattar 1,8 ha.</w:t>
       </w:r>
     </w:p>
     <w:p>
@@ -865,7 +865,7 @@
     <w:r>
       <w:tab/>
       <w:tab/>
-      <w:t>2026-02-25</w:t>
+      <w:t>2026-02-26</w:t>
       <w:br/>
       <w:br/>
     </w:r>

--- a/klagomål/A 10495-2026 FSC-klagomål.docx
+++ b/klagomål/A 10495-2026 FSC-klagomål.docx
@@ -865,7 +865,7 @@
     <w:r>
       <w:tab/>
       <w:tab/>
-      <w:t>2026-02-26</w:t>
+      <w:t>2026-02-28</w:t>
       <w:br/>
       <w:br/>
     </w:r>

--- a/klagomål/A 10495-2026 FSC-klagomål.docx
+++ b/klagomål/A 10495-2026 FSC-klagomål.docx
@@ -865,7 +865,7 @@
     <w:r>
       <w:tab/>
       <w:tab/>
-      <w:t>2026-02-28</w:t>
+      <w:t>2026-03-01</w:t>
       <w:br/>
       <w:br/>
     </w:r>

--- a/klagomål/A 10495-2026 FSC-klagomål.docx
+++ b/klagomål/A 10495-2026 FSC-klagomål.docx
@@ -865,7 +865,7 @@
     <w:r>
       <w:tab/>
       <w:tab/>
-      <w:t>2026-03-01</w:t>
+      <w:t>2026-03-02</w:t>
       <w:br/>
       <w:br/>
     </w:r>

--- a/klagomål/A 10495-2026 FSC-klagomål.docx
+++ b/klagomål/A 10495-2026 FSC-klagomål.docx
@@ -280,8 +280,6 @@
         </w:rPr>
         <w:t>9070 Trädklädd betesmark</w:t>
       </w:r>
-    </w:p>
-    <w:p>
       <w:r>
         <w:t>(SLU Artdatabanken, 2024; Nitare &amp; Skogsstyrelsen, 2019).</w:t>
       </w:r>
@@ -865,7 +863,7 @@
     <w:r>
       <w:tab/>
       <w:tab/>
-      <w:t>2026-03-02</w:t>
+      <w:t>2026-03-03</w:t>
       <w:br/>
       <w:br/>
     </w:r>

--- a/klagomål/A 10495-2026 FSC-klagomål.docx
+++ b/klagomål/A 10495-2026 FSC-klagomål.docx
@@ -863,7 +863,7 @@
     <w:r>
       <w:tab/>
       <w:tab/>
-      <w:t>2026-03-03</w:t>
+      <w:t>2026-03-04</w:t>
       <w:br/>
       <w:br/>
     </w:r>

--- a/klagomål/A 10495-2026 FSC-klagomål.docx
+++ b/klagomål/A 10495-2026 FSC-klagomål.docx
@@ -863,7 +863,7 @@
     <w:r>
       <w:tab/>
       <w:tab/>
-      <w:t>2026-03-04</w:t>
+      <w:t>2026-03-05</w:t>
       <w:br/>
       <w:br/>
     </w:r>

--- a/klagomål/A 10495-2026 FSC-klagomål.docx
+++ b/klagomål/A 10495-2026 FSC-klagomål.docx
@@ -863,7 +863,7 @@
     <w:r>
       <w:tab/>
       <w:tab/>
-      <w:t>2026-03-05</w:t>
+      <w:t>2026-03-06</w:t>
       <w:br/>
       <w:br/>
     </w:r>

--- a/klagomål/A 10495-2026 FSC-klagomål.docx
+++ b/klagomål/A 10495-2026 FSC-klagomål.docx
@@ -863,7 +863,7 @@
     <w:r>
       <w:tab/>
       <w:tab/>
-      <w:t>2026-03-06</w:t>
+      <w:t>2026-03-07</w:t>
       <w:br/>
       <w:br/>
     </w:r>

--- a/klagomål/A 10495-2026 FSC-klagomål.docx
+++ b/klagomål/A 10495-2026 FSC-klagomål.docx
@@ -863,7 +863,7 @@
     <w:r>
       <w:tab/>
       <w:tab/>
-      <w:t>2026-03-07</w:t>
+      <w:t>2026-03-08</w:t>
       <w:br/>
       <w:br/>
     </w:r>

--- a/klagomål/A 10495-2026 FSC-klagomål.docx
+++ b/klagomål/A 10495-2026 FSC-klagomål.docx
@@ -863,7 +863,7 @@
     <w:r>
       <w:tab/>
       <w:tab/>
-      <w:t>2026-03-08</w:t>
+      <w:t>2026-03-09</w:t>
       <w:br/>
       <w:br/>
     </w:r>

--- a/klagomål/A 10495-2026 FSC-klagomål.docx
+++ b/klagomål/A 10495-2026 FSC-klagomål.docx
@@ -863,7 +863,7 @@
     <w:r>
       <w:tab/>
       <w:tab/>
-      <w:t>2026-03-09</w:t>
+      <w:t>2026-03-10</w:t>
       <w:br/>
       <w:br/>
     </w:r>

--- a/klagomål/A 10495-2026 FSC-klagomål.docx
+++ b/klagomål/A 10495-2026 FSC-klagomål.docx
@@ -281,7 +281,7 @@
         <w:t>9070 Trädklädd betesmark</w:t>
       </w:r>
       <w:r>
-        <w:t>(SLU Artdatabanken, 2024; Nitare &amp; Skogsstyrelsen, 2019).</w:t>
+        <w:t xml:space="preserve"> (SLU Artdatabanken, 2024; Nitare &amp; Skogsstyrelsen, 2019).</w:t>
       </w:r>
     </w:p>
     <w:p>
@@ -863,7 +863,7 @@
     <w:r>
       <w:tab/>
       <w:tab/>
-      <w:t>2026-03-10</w:t>
+      <w:t>2026-03-11</w:t>
       <w:br/>
       <w:br/>
     </w:r>

--- a/klagomål/A 10495-2026 FSC-klagomål.docx
+++ b/klagomål/A 10495-2026 FSC-klagomål.docx
@@ -863,7 +863,7 @@
     <w:r>
       <w:tab/>
       <w:tab/>
-      <w:t>2026-03-11</w:t>
+      <w:t>2026-03-12</w:t>
       <w:br/>
       <w:br/>
     </w:r>

--- a/klagomål/A 10495-2026 FSC-klagomål.docx
+++ b/klagomål/A 10495-2026 FSC-klagomål.docx
@@ -863,7 +863,7 @@
     <w:r>
       <w:tab/>
       <w:tab/>
-      <w:t>2026-03-12</w:t>
+      <w:t>2026-03-13</w:t>
       <w:br/>
       <w:br/>
     </w:r>

--- a/klagomål/A 10495-2026 FSC-klagomål.docx
+++ b/klagomål/A 10495-2026 FSC-klagomål.docx
@@ -863,7 +863,7 @@
     <w:r>
       <w:tab/>
       <w:tab/>
-      <w:t>2026-04-14</w:t>
+      <w:t>2026-04-15</w:t>
       <w:br/>
       <w:br/>
     </w:r>

--- a/klagomål/A 10495-2026 FSC-klagomål.docx
+++ b/klagomål/A 10495-2026 FSC-klagomål.docx
@@ -863,7 +863,7 @@
     <w:r>
       <w:tab/>
       <w:tab/>
-      <w:t>2026-04-15</w:t>
+      <w:t>2026-04-16</w:t>
       <w:br/>
       <w:br/>
     </w:r>

--- a/klagomål/A 10495-2026 FSC-klagomål.docx
+++ b/klagomål/A 10495-2026 FSC-klagomål.docx
@@ -863,7 +863,7 @@
     <w:r>
       <w:tab/>
       <w:tab/>
-      <w:t>2026-04-16</w:t>
+      <w:t>2026-04-17</w:t>
       <w:br/>
       <w:br/>
     </w:r>

--- a/klagomål/A 10495-2026 FSC-klagomål.docx
+++ b/klagomål/A 10495-2026 FSC-klagomål.docx
@@ -863,7 +863,7 @@
     <w:r>
       <w:tab/>
       <w:tab/>
-      <w:t>2026-04-17</w:t>
+      <w:t>2026-04-18</w:t>
       <w:br/>
       <w:br/>
     </w:r>

--- a/klagomål/A 10495-2026 FSC-klagomål.docx
+++ b/klagomål/A 10495-2026 FSC-klagomål.docx
@@ -863,7 +863,7 @@
     <w:r>
       <w:tab/>
       <w:tab/>
-      <w:t>2026-04-18</w:t>
+      <w:t>2026-04-19</w:t>
       <w:br/>
       <w:br/>
     </w:r>

--- a/klagomål/A 10495-2026 FSC-klagomål.docx
+++ b/klagomål/A 10495-2026 FSC-klagomål.docx
@@ -863,7 +863,7 @@
     <w:r>
       <w:tab/>
       <w:tab/>
-      <w:t>2026-04-19</w:t>
+      <w:t>2026-04-20</w:t>
       <w:br/>
       <w:br/>
     </w:r>

--- a/klagomål/A 10495-2026 FSC-klagomål.docx
+++ b/klagomål/A 10495-2026 FSC-klagomål.docx
@@ -863,7 +863,7 @@
     <w:r>
       <w:tab/>
       <w:tab/>
-      <w:t>2026-04-20</w:t>
+      <w:t>2026-04-21</w:t>
       <w:br/>
       <w:br/>
     </w:r>

--- a/klagomål/A 10495-2026 FSC-klagomål.docx
+++ b/klagomål/A 10495-2026 FSC-klagomål.docx
@@ -863,7 +863,7 @@
     <w:r>
       <w:tab/>
       <w:tab/>
-      <w:t>2026-04-21</w:t>
+      <w:t>2026-04-22</w:t>
       <w:br/>
       <w:br/>
     </w:r>

--- a/klagomål/A 10495-2026 FSC-klagomål.docx
+++ b/klagomål/A 10495-2026 FSC-klagomål.docx
@@ -863,7 +863,7 @@
     <w:r>
       <w:tab/>
       <w:tab/>
-      <w:t>2026-04-22</w:t>
+      <w:t>2026-04-23</w:t>
       <w:br/>
       <w:br/>
     </w:r>

--- a/klagomål/A 10495-2026 FSC-klagomål.docx
+++ b/klagomål/A 10495-2026 FSC-klagomål.docx
@@ -863,7 +863,7 @@
     <w:r>
       <w:tab/>
       <w:tab/>
-      <w:t>2026-04-23</w:t>
+      <w:t>2026-04-24</w:t>
       <w:br/>
       <w:br/>
     </w:r>

--- a/klagomål/A 10495-2026 FSC-klagomål.docx
+++ b/klagomål/A 10495-2026 FSC-klagomål.docx
@@ -863,7 +863,7 @@
     <w:r>
       <w:tab/>
       <w:tab/>
-      <w:t>2026-04-24</w:t>
+      <w:t>2026-04-25</w:t>
       <w:br/>
       <w:br/>
     </w:r>

--- a/klagomål/A 10495-2026 FSC-klagomål.docx
+++ b/klagomål/A 10495-2026 FSC-klagomål.docx
@@ -863,7 +863,7 @@
     <w:r>
       <w:tab/>
       <w:tab/>
-      <w:t>2026-04-25</w:t>
+      <w:t>2026-04-26</w:t>
       <w:br/>
       <w:br/>
     </w:r>

--- a/klagomål/A 10495-2026 FSC-klagomål.docx
+++ b/klagomål/A 10495-2026 FSC-klagomål.docx
@@ -863,7 +863,7 @@
     <w:r>
       <w:tab/>
       <w:tab/>
-      <w:t>2026-04-26</w:t>
+      <w:t>2026-04-27</w:t>
       <w:br/>
       <w:br/>
     </w:r>

--- a/klagomål/A 10495-2026 FSC-klagomål.docx
+++ b/klagomål/A 10495-2026 FSC-klagomål.docx
@@ -863,7 +863,7 @@
     <w:r>
       <w:tab/>
       <w:tab/>
-      <w:t>2026-04-27</w:t>
+      <w:t>2026-04-28</w:t>
       <w:br/>
       <w:br/>
     </w:r>

--- a/klagomål/A 10495-2026 FSC-klagomål.docx
+++ b/klagomål/A 10495-2026 FSC-klagomål.docx
@@ -863,7 +863,7 @@
     <w:r>
       <w:tab/>
       <w:tab/>
-      <w:t>2026-04-28</w:t>
+      <w:t>2026-04-29</w:t>
       <w:br/>
       <w:br/>
     </w:r>

--- a/klagomål/A 10495-2026 FSC-klagomål.docx
+++ b/klagomål/A 10495-2026 FSC-klagomål.docx
@@ -863,7 +863,7 @@
     <w:r>
       <w:tab/>
       <w:tab/>
-      <w:t>2026-04-29</w:t>
+      <w:t>2026-04-30</w:t>
       <w:br/>
       <w:br/>
     </w:r>

--- a/klagomål/A 10495-2026 FSC-klagomål.docx
+++ b/klagomål/A 10495-2026 FSC-klagomål.docx
@@ -863,7 +863,7 @@
     <w:r>
       <w:tab/>
       <w:tab/>
-      <w:t>2026-04-30</w:t>
+      <w:t>2026-05-01</w:t>
       <w:br/>
       <w:br/>
     </w:r>

--- a/klagomål/A 10495-2026 FSC-klagomål.docx
+++ b/klagomål/A 10495-2026 FSC-klagomål.docx
@@ -863,7 +863,7 @@
     <w:r>
       <w:tab/>
       <w:tab/>
-      <w:t>2026-05-01</w:t>
+      <w:t>2026-05-02</w:t>
       <w:br/>
       <w:br/>
     </w:r>

--- a/klagomål/A 10495-2026 FSC-klagomål.docx
+++ b/klagomål/A 10495-2026 FSC-klagomål.docx
@@ -863,7 +863,7 @@
     <w:r>
       <w:tab/>
       <w:tab/>
-      <w:t>2026-05-02</w:t>
+      <w:t>2026-05-03</w:t>
       <w:br/>
       <w:br/>
     </w:r>

--- a/klagomål/A 10495-2026 FSC-klagomål.docx
+++ b/klagomål/A 10495-2026 FSC-klagomål.docx
@@ -863,7 +863,7 @@
     <w:r>
       <w:tab/>
       <w:tab/>
-      <w:t>2026-05-03</w:t>
+      <w:t>2026-05-04</w:t>
       <w:br/>
       <w:br/>
     </w:r>

--- a/klagomål/A 10495-2026 FSC-klagomål.docx
+++ b/klagomål/A 10495-2026 FSC-klagomål.docx
@@ -863,7 +863,7 @@
     <w:r>
       <w:tab/>
       <w:tab/>
-      <w:t>2026-05-04</w:t>
+      <w:t>2026-05-05</w:t>
       <w:br/>
       <w:br/>
     </w:r>

--- a/klagomål/A 10495-2026 FSC-klagomål.docx
+++ b/klagomål/A 10495-2026 FSC-klagomål.docx
@@ -863,7 +863,7 @@
     <w:r>
       <w:tab/>
       <w:tab/>
-      <w:t>2026-05-05</w:t>
+      <w:t>2026-05-06</w:t>
       <w:br/>
       <w:br/>
     </w:r>

--- a/klagomål/A 10495-2026 FSC-klagomål.docx
+++ b/klagomål/A 10495-2026 FSC-klagomål.docx
@@ -863,7 +863,7 @@
     <w:r>
       <w:tab/>
       <w:tab/>
-      <w:t>2026-05-16</w:t>
+      <w:t>2026-05-17</w:t>
       <w:br/>
       <w:br/>
     </w:r>

--- a/klagomål/A 10495-2026 FSC-klagomål.docx
+++ b/klagomål/A 10495-2026 FSC-klagomål.docx
@@ -863,7 +863,7 @@
     <w:r>
       <w:tab/>
       <w:tab/>
-      <w:t>2026-05-17</w:t>
+      <w:t>2026-05-18</w:t>
       <w:br/>
       <w:br/>
     </w:r>

--- a/klagomål/A 10495-2026 FSC-klagomål.docx
+++ b/klagomål/A 10495-2026 FSC-klagomål.docx
@@ -863,7 +863,7 @@
     <w:r>
       <w:tab/>
       <w:tab/>
-      <w:t>2026-05-18</w:t>
+      <w:t>2026-05-19</w:t>
       <w:br/>
       <w:br/>
     </w:r>

--- a/klagomål/A 10495-2026 FSC-klagomål.docx
+++ b/klagomål/A 10495-2026 FSC-klagomål.docx
@@ -863,7 +863,7 @@
     <w:r>
       <w:tab/>
       <w:tab/>
-      <w:t>2026-05-19</w:t>
+      <w:t>2026-05-20</w:t>
       <w:br/>
       <w:br/>
     </w:r>

--- a/klagomål/A 10495-2026 FSC-klagomål.docx
+++ b/klagomål/A 10495-2026 FSC-klagomål.docx
@@ -863,7 +863,7 @@
     <w:r>
       <w:tab/>
       <w:tab/>
-      <w:t>2026-05-20</w:t>
+      <w:t>2026-05-21</w:t>
       <w:br/>
       <w:br/>
     </w:r>

--- a/klagomål/A 10495-2026 FSC-klagomål.docx
+++ b/klagomål/A 10495-2026 FSC-klagomål.docx
@@ -863,7 +863,7 @@
     <w:r>
       <w:tab/>
       <w:tab/>
-      <w:t>2026-06-15</w:t>
+      <w:t>2026-06-16</w:t>
       <w:br/>
       <w:br/>
     </w:r>

--- a/klagomål/A 10495-2026 FSC-klagomål.docx
+++ b/klagomål/A 10495-2026 FSC-klagomål.docx
@@ -863,7 +863,7 @@
     <w:r>
       <w:tab/>
       <w:tab/>
-      <w:t>2026-06-16</w:t>
+      <w:t>2026-06-17</w:t>
       <w:br/>
       <w:br/>
     </w:r>

--- a/klagomål/A 10495-2026 FSC-klagomål.docx
+++ b/klagomål/A 10495-2026 FSC-klagomål.docx
@@ -1,6 +1,6 @@
 
 <file path=word/document.xml><?xml version="1.0" encoding="utf-8"?>
-<w:document xmlns:wpc="http://schemas.microsoft.com/office/word/2010/wordprocessingCanvas" xmlns:cx="http://schemas.microsoft.com/office/drawing/2014/chartex" xmlns:cx1="http://schemas.microsoft.com/office/drawing/2015/9/8/chartex" xmlns:cx2="http://schemas.microsoft.com/office/drawing/2015/10/21/chartex" xmlns:cx3="http://schemas.microsoft.com/office/drawing/2016/5/9/chartex" xmlns:cx4="http://schemas.microsoft.com/office/drawing/2016/5/10/chartex" xmlns:cx5="http://schemas.microsoft.com/office/drawing/2016/5/11/chartex" xmlns:cx6="http://schemas.microsoft.com/office/drawing/2016/5/12/chartex" xmlns:cx7="http://schemas.microsoft.com/office/drawing/2016/5/13/chartex" xmlns:cx8="http://schemas.microsoft.com/office/drawing/2016/5/14/chartex" xmlns:mc="http://schemas.openxmlformats.org/markup-compatibility/2006" xmlns:aink="http://schemas.microsoft.com/office/drawing/2016/ink" xmlns:am3d="http://schemas.microsoft.com/office/drawing/2017/model3d" xmlns:o="urn:schemas-microsoft-com:office:office" xmlns:oel="http://schemas.microsoft.com/office/2019/extlst" xmlns:r="http://schemas.openxmlformats.org/officeDocument/2006/relationships" xmlns:m="http://schemas.openxmlformats.org/officeDocument/2006/math" xmlns:v="urn:schemas-microsoft-com:vml" xmlns:wp14="http://schemas.microsoft.com/office/word/2010/wordprocessingDrawing" xmlns:wp="http://schemas.openxmlformats.org/drawingml/2006/wordprocessingDrawing" xmlns:w10="urn:schemas-microsoft-com:office:word" xmlns:w="http://schemas.openxmlformats.org/wordprocessingml/2006/main" xmlns:w14="http://schemas.microsoft.com/office/word/2010/wordml" xmlns:w15="http://schemas.microsoft.com/office/word/2012/wordml" xmlns:w16cex="http://schemas.microsoft.com/office/word/2018/wordml/cex" xmlns:w16cid="http://schemas.microsoft.com/office/word/2016/wordml/cid" xmlns:w16="http://schemas.microsoft.com/office/word/2018/wordml" xmlns:w16sdtdh="http://schemas.microsoft.com/office/word/2020/wordml/sdtdatahash" xmlns:w16se="http://schemas.microsoft.com/office/word/2015/wordml/symex" xmlns:wpg="http://schemas.microsoft.com/office/word/2010/wordprocessingGroup" xmlns:wpi="http://schemas.microsoft.com/office/word/2010/wordprocessingInk" xmlns:wne="http://schemas.microsoft.com/office/word/2006/wordml" xmlns:wps="http://schemas.microsoft.com/office/word/2010/wordprocessingShape" mc:Ignorable="w14 w15 w16se w16cid w16 w16cex w16sdtdh wp14">
+<w:document xmlns:wpc="http://schemas.microsoft.com/office/word/2010/wordprocessingCanvas" xmlns:cx="http://schemas.microsoft.com/office/drawing/2014/chartex" xmlns:cx1="http://schemas.microsoft.com/office/drawing/2015/9/8/chartex" xmlns:cx2="http://schemas.microsoft.com/office/drawing/2015/10/21/chartex" xmlns:cx3="http://schemas.microsoft.com/office/drawing/2016/5/9/chartex" xmlns:cx4="http://schemas.microsoft.com/office/drawing/2016/5/10/chartex" xmlns:cx5="http://schemas.microsoft.com/office/drawing/2016/5/11/chartex" xmlns:cx6="http://schemas.microsoft.com/office/drawing/2016/5/12/chartex" xmlns:cx7="http://schemas.microsoft.com/office/drawing/2016/5/13/chartex" xmlns:cx8="http://schemas.microsoft.com/office/drawing/2016/5/14/chartex" xmlns:mc="http://schemas.openxmlformats.org/markup-compatibility/2006" xmlns:aink="http://schemas.microsoft.com/office/drawing/2016/ink" xmlns:am3d="http://schemas.microsoft.com/office/drawing/2017/model3d" xmlns:o="urn:schemas-microsoft-com:office:office" xmlns:oel="http://schemas.microsoft.com/office/2019/extlst" xmlns:r="http://schemas.openxmlformats.org/officeDocument/2006/relationships" xmlns:m="http://schemas.openxmlformats.org/officeDocument/2006/math" xmlns:v="urn:schemas-microsoft-com:vml" xmlns:wp14="http://schemas.microsoft.com/office/word/2010/wordprocessingDrawing" xmlns:wp="http://schemas.openxmlformats.org/drawingml/2006/wordprocessingDrawing" xmlns:w10="urn:schemas-microsoft-com:office:word" xmlns:w="http://schemas.openxmlformats.org/wordprocessingml/2006/main" xmlns:w14="http://schemas.microsoft.com/office/word/2010/wordml" xmlns:w15="http://schemas.microsoft.com/office/word/2012/wordml" xmlns:w16cex="http://schemas.microsoft.com/office/word/2018/wordml/cex" xmlns:w16cid="http://schemas.microsoft.com/office/word/2016/wordml/cid" xmlns:w16="http://schemas.microsoft.com/office/word/2018/wordml" xmlns:w16du="http://schemas.microsoft.com/office/word/2023/wordml/word16du" xmlns:w16sdtdh="http://schemas.microsoft.com/office/word/2020/wordml/sdtdatahash" xmlns:w16sdtfl="http://schemas.microsoft.com/office/word/2024/wordml/sdtformatlock" xmlns:w16se="http://schemas.microsoft.com/office/word/2015/wordml/symex" xmlns:wpg="http://schemas.microsoft.com/office/word/2010/wordprocessingGroup" xmlns:wpi="http://schemas.microsoft.com/office/word/2010/wordprocessingInk" xmlns:wne="http://schemas.microsoft.com/office/word/2006/wordml" xmlns:wps="http://schemas.microsoft.com/office/word/2010/wordprocessingShape" mc:Ignorable="w14 w15 w16se w16cid w16 w16cex w16sdtdh w16sdtfl w16du wp14">
   <w:body>
     <w:p>
       <w:r>
@@ -168,7 +168,7 @@
     </w:p>
     <w:p>
       <w:r>
-        <w:t>Detta dokument behandlar höga naturvärden i avverkningsanmälan A 10495-2026 i Tranås kommun. Denna avverkningsanmälan inkom 2026-02-24 00:00:00 och omfattar 1,8 ha.</w:t>
+        <w:t>Detta dokument behandlar höga naturvärden i avverkningsanmälan A 10495-2026 i Tranås kommun som inkom 2026-02-24 och omfattar 1,8 ha.</w:t>
       </w:r>
     </w:p>
     <w:p>
@@ -191,12 +191,15 @@
     </w:p>
     <w:p>
       <w:r>
-        <w:t>I avverkningsanmälan har följande 10 naturvårdsarter hittats: gammelekslav (NT), scharlakansvaxing (NT), brun nållav (S), guldlockmossa (S), gulnål (S), kornig nållav (S), lindskål (S), lönnlav (S), rävticka (S) och trubbfjädermossa (S). Av dessa är 2 rödlistade. För rödlistade arter har rödlistekategorin angivits inom parentes. Arter som är signalarter enligt Skogsstyrelsen har markerats med (S).</w:t>
+        <w:t>I och inom 16 meter från avverkningsanmälan har följande 12 naturvårdsarter hittats: gulvit blekspik (VU, T), gammelekslav (NT, T), scharlakansvaxing (NT), brun nållav (S), grå skärelav (S), guldlockmossa (S, T), gulnål (S, T), kornig nållav (S, T), lindskål (S), lönnlav (S), rävticka (S, T) och trubbfjädermossa (S, T). Av dessa är 3 rödlistade. För rödlistade arter har rödlistekategorin angivits inom parentes. Arter som är signalarter enligt Skogsstyrelsen har markerats med (S). Typiska arter inom Natura 2000 som är kopplade till skogsekosystem har markerats med (T).</w:t>
       </w:r>
     </w:p>
     <w:p>
       <w:r>
-        <w:t>De påträffade naturvårdsarterna är ett tydligt kvitto på att detta rör sig om en skog med höga naturvärden. I Figur 1 visas en karta över det avverkningsanmälda området, där samtliga fyndplatser för naturvårdsarter som finns registrerade på Artportalen har markerats.</w:t>
+        <w:t>De påträffade naturvårdsarterna är ett tydligt kvitto på att det rör sig om en skog med höga naturvärden.</w:t>
+      </w:r>
+      <w:r>
+        <w:t xml:space="preserve"> I Figur 1 visas fyndplatser för naturvårdsarter i området, som finns registrerade på Artportalen.</w:t>
       </w:r>
     </w:p>
     <w:p>
@@ -206,7 +209,7 @@
       <w:r>
         <w:drawing>
           <wp:inline xmlns:a="http://schemas.openxmlformats.org/drawingml/2006/main" xmlns:pic="http://schemas.openxmlformats.org/drawingml/2006/picture">
-            <wp:extent cx="5486400" cy="4700740"/>
+            <wp:extent cx="5486400" cy="4616953"/>
             <wp:docPr id="1" name="Picture 1"/>
             <wp:cNvGraphicFramePr>
               <a:graphicFrameLocks noChangeAspect="1"/>
@@ -227,7 +230,7 @@
                   <pic:spPr>
                     <a:xfrm>
                       <a:off x="0" y="0"/>
-                      <a:ext cx="5486400" cy="4700740"/>
+                      <a:ext cx="5486400" cy="4616953"/>
                     </a:xfrm>
                     <a:prstGeom prst="rect"/>
                   </pic:spPr>
@@ -241,9 +244,10 @@
     <w:p>
       <w:pPr>
         <w:pStyle w:val="Caption"/>
+        <w:spacing w:after="240"/>
       </w:pPr>
       <w:r>
-        <w:t>Figur 1. Fyndplatser för naturvårdsarter i det avverkningsanmälda området (röd linje). Markörer utan svart kant är placerade på fyndplatsen. Markörer med svart kant är placerade vid sidan av fyndplatsen och har ett svart streck som visar fyndplatsens exakta position. Kartans mittpunktskoordinat är N 6430408, E 492765 i SWEREF 99 TM.</w:t>
+        <w:t>Figur 1. Fyndplatser för naturvårdsarter i och inom 16 meter från avverkningsanmälan (röd linje). Markörer utan svart kant är placerade på fyndplatsen. Markörer med svart kant är placerade vid sidan av fyndplatsen och har ett svart streck som visar fyndplatsens exakta position. Kartans mittpunktskoordinat är N 6430408, E 492765 i SWEREF 99 TM.</w:t>
       </w:r>
     </w:p>
     <w:p>
@@ -289,6 +293,35 @@
         <w:rPr>
           <w:b/>
         </w:rPr>
+        <w:t>Grå skärelav</w:t>
+      </w:r>
+      <w:r>
+        <w:t xml:space="preserve"> växer på barken av mycket gamla och grova jätteekar i halvöppet eller öppet läge. Sverige har ett stort internationellt ansvar att bevara dessa grova ekjättar och det är viktigt att hålla öppet kring deras konkurrenskänsliga kronor. Arten följs ofta av ett stort antal rödlistade lavar varför särskilt rika lokaler med grå skärelav bör skyddas. Grå skärelav är typisk art för </w:t>
+      </w:r>
+      <w:r>
+        <w:rPr>
+          <w:i/>
+        </w:rPr>
+        <w:t>9070 Trädklädd betesmark</w:t>
+      </w:r>
+      <w:r>
+        <w:t xml:space="preserve"> och </w:t>
+      </w:r>
+      <w:r>
+        <w:rPr>
+          <w:i/>
+        </w:rPr>
+        <w:t>6530 Lövängar</w:t>
+      </w:r>
+      <w:r>
+        <w:t xml:space="preserve"> (SLU Artdatabanken, 2024; Nitare &amp; Skogsstyrelsen, 2019).</w:t>
+      </w:r>
+    </w:p>
+    <w:p>
+      <w:r>
+        <w:rPr>
+          <w:b/>
+        </w:rPr>
         <w:t>Guldlockmossa</w:t>
       </w:r>
       <w:r>
@@ -340,6 +373,44 @@
       </w:r>
       <w:r>
         <w:t>(Nitare &amp; Skogsstyrelsen, 2019; SLU Artdatabanken, 2025).</w:t>
+      </w:r>
+    </w:p>
+    <w:p>
+      <w:r>
+        <w:rPr>
+          <w:b/>
+        </w:rPr>
+        <w:t>Gulvit blekspik (VU)</w:t>
+      </w:r>
+      <w:r>
+        <w:t xml:space="preserve"> växer främst på öppet stående, grova ädellövträd av framförallt ask och alm samt ibland även på lönn. Arten förekommer ofta i hagmarker, lövängar, parker och i alléer. Aktuella förekomster bör skyddas, speciellt förekomster som inte växer på alm och ask. Eftersom alm- och askskottsjukan är det allvarligaste hotet är åtgärder för att motverka dessa sjukdomar mycket viktigt. Alla blekspikar av släktet </w:t>
+      </w:r>
+      <w:r>
+        <w:rPr>
+          <w:i/>
+        </w:rPr>
+        <w:t>Sclerophora</w:t>
+      </w:r>
+      <w:r>
+        <w:t xml:space="preserve"> ​​​​är utmärkta signalarter för gamla träd och skogsområden med höga naturvärden. Gulvit blekspik är typisk art för </w:t>
+      </w:r>
+      <w:r>
+        <w:rPr>
+          <w:i/>
+        </w:rPr>
+        <w:t>9020 Nordlig ädellövskog, 9070 Trädklädd betesmark, 9180 Ädellövskog i branter</w:t>
+      </w:r>
+      <w:r>
+        <w:t xml:space="preserve"> och </w:t>
+      </w:r>
+      <w:r>
+        <w:rPr>
+          <w:i/>
+        </w:rPr>
+        <w:t>6530 Lövängar</w:t>
+      </w:r>
+      <w:r>
+        <w:t xml:space="preserve"> (SLU Artdatabanken, 2024; Nitare &amp; Skogsstyrelsen, 2019).</w:t>
       </w:r>
     </w:p>
     <w:p>
@@ -548,7 +619,7 @@
         <w:rPr>
           <w:i/>
         </w:rPr>
-        <w:t>I det avverkningsanmälda skogsområdet har 10 naturvårdsarter varav 2 rödlistade arter sina livsmiljöer och växtplatser.</w:t>
+        <w:t>I det avverkningsanmälda skogsområdet har 12 naturvårdsarter varav 3 rödlistade arter sina livsmiljöer och växtplatser.</w:t>
       </w:r>
     </w:p>
     <w:p>
@@ -753,7 +824,7 @@
 </file>
 
 <file path=word/endnotes.xml><?xml version="1.0" encoding="utf-8"?>
-<w:endnotes xmlns:wpc="http://schemas.microsoft.com/office/word/2010/wordprocessingCanvas" xmlns:cx="http://schemas.microsoft.com/office/drawing/2014/chartex" xmlns:cx1="http://schemas.microsoft.com/office/drawing/2015/9/8/chartex" xmlns:cx2="http://schemas.microsoft.com/office/drawing/2015/10/21/chartex" xmlns:cx3="http://schemas.microsoft.com/office/drawing/2016/5/9/chartex" xmlns:cx4="http://schemas.microsoft.com/office/drawing/2016/5/10/chartex" xmlns:cx5="http://schemas.microsoft.com/office/drawing/2016/5/11/chartex" xmlns:cx6="http://schemas.microsoft.com/office/drawing/2016/5/12/chartex" xmlns:cx7="http://schemas.microsoft.com/office/drawing/2016/5/13/chartex" xmlns:cx8="http://schemas.microsoft.com/office/drawing/2016/5/14/chartex" xmlns:mc="http://schemas.openxmlformats.org/markup-compatibility/2006" xmlns:aink="http://schemas.microsoft.com/office/drawing/2016/ink" xmlns:am3d="http://schemas.microsoft.com/office/drawing/2017/model3d" xmlns:o="urn:schemas-microsoft-com:office:office" xmlns:oel="http://schemas.microsoft.com/office/2019/extlst" xmlns:r="http://schemas.openxmlformats.org/officeDocument/2006/relationships" xmlns:m="http://schemas.openxmlformats.org/officeDocument/2006/math" xmlns:v="urn:schemas-microsoft-com:vml" xmlns:wp14="http://schemas.microsoft.com/office/word/2010/wordprocessingDrawing" xmlns:wp="http://schemas.openxmlformats.org/drawingml/2006/wordprocessingDrawing" xmlns:w10="urn:schemas-microsoft-com:office:word" xmlns:w="http://schemas.openxmlformats.org/wordprocessingml/2006/main" xmlns:w14="http://schemas.microsoft.com/office/word/2010/wordml" xmlns:w15="http://schemas.microsoft.com/office/word/2012/wordml" xmlns:w16cex="http://schemas.microsoft.com/office/word/2018/wordml/cex" xmlns:w16cid="http://schemas.microsoft.com/office/word/2016/wordml/cid" xmlns:w16="http://schemas.microsoft.com/office/word/2018/wordml" xmlns:w16sdtdh="http://schemas.microsoft.com/office/word/2020/wordml/sdtdatahash" xmlns:w16se="http://schemas.microsoft.com/office/word/2015/wordml/symex" xmlns:wpg="http://schemas.microsoft.com/office/word/2010/wordprocessingGroup" xmlns:wpi="http://schemas.microsoft.com/office/word/2010/wordprocessingInk" xmlns:wne="http://schemas.microsoft.com/office/word/2006/wordml" xmlns:wps="http://schemas.microsoft.com/office/word/2010/wordprocessingShape" mc:Ignorable="w14 w15 w16se w16cid w16 w16cex w16sdtdh wp14">
+<w:endnotes xmlns:wpc="http://schemas.microsoft.com/office/word/2010/wordprocessingCanvas" xmlns:cx="http://schemas.microsoft.com/office/drawing/2014/chartex" xmlns:cx1="http://schemas.microsoft.com/office/drawing/2015/9/8/chartex" xmlns:cx2="http://schemas.microsoft.com/office/drawing/2015/10/21/chartex" xmlns:cx3="http://schemas.microsoft.com/office/drawing/2016/5/9/chartex" xmlns:cx4="http://schemas.microsoft.com/office/drawing/2016/5/10/chartex" xmlns:cx5="http://schemas.microsoft.com/office/drawing/2016/5/11/chartex" xmlns:cx6="http://schemas.microsoft.com/office/drawing/2016/5/12/chartex" xmlns:cx7="http://schemas.microsoft.com/office/drawing/2016/5/13/chartex" xmlns:cx8="http://schemas.microsoft.com/office/drawing/2016/5/14/chartex" xmlns:mc="http://schemas.openxmlformats.org/markup-compatibility/2006" xmlns:aink="http://schemas.microsoft.com/office/drawing/2016/ink" xmlns:am3d="http://schemas.microsoft.com/office/drawing/2017/model3d" xmlns:o="urn:schemas-microsoft-com:office:office" xmlns:oel="http://schemas.microsoft.com/office/2019/extlst" xmlns:r="http://schemas.openxmlformats.org/officeDocument/2006/relationships" xmlns:m="http://schemas.openxmlformats.org/officeDocument/2006/math" xmlns:v="urn:schemas-microsoft-com:vml" xmlns:wp14="http://schemas.microsoft.com/office/word/2010/wordprocessingDrawing" xmlns:wp="http://schemas.openxmlformats.org/drawingml/2006/wordprocessingDrawing" xmlns:w10="urn:schemas-microsoft-com:office:word" xmlns:w="http://schemas.openxmlformats.org/wordprocessingml/2006/main" xmlns:w14="http://schemas.microsoft.com/office/word/2010/wordml" xmlns:w15="http://schemas.microsoft.com/office/word/2012/wordml" xmlns:w16cex="http://schemas.microsoft.com/office/word/2018/wordml/cex" xmlns:w16cid="http://schemas.microsoft.com/office/word/2016/wordml/cid" xmlns:w16="http://schemas.microsoft.com/office/word/2018/wordml" xmlns:w16du="http://schemas.microsoft.com/office/word/2023/wordml/word16du" xmlns:w16sdtdh="http://schemas.microsoft.com/office/word/2020/wordml/sdtdatahash" xmlns:w16sdtfl="http://schemas.microsoft.com/office/word/2024/wordml/sdtformatlock" xmlns:w16se="http://schemas.microsoft.com/office/word/2015/wordml/symex" xmlns:wpg="http://schemas.microsoft.com/office/word/2010/wordprocessingGroup" xmlns:wpi="http://schemas.microsoft.com/office/word/2010/wordprocessingInk" xmlns:wne="http://schemas.microsoft.com/office/word/2006/wordml" xmlns:wps="http://schemas.microsoft.com/office/word/2010/wordprocessingShape" mc:Ignorable="w14 w15 w16se w16cid w16 w16cex w16sdtdh w16sdtfl w16du wp14">
   <w:endnote w:type="separator" w:id="-1">
     <w:p>
       <w:pPr>
@@ -778,7 +849,7 @@
 </file>
 
 <file path=word/footer1.xml><?xml version="1.0" encoding="utf-8"?>
-<w:ftr xmlns:wpc="http://schemas.microsoft.com/office/word/2010/wordprocessingCanvas" xmlns:cx="http://schemas.microsoft.com/office/drawing/2014/chartex" xmlns:cx1="http://schemas.microsoft.com/office/drawing/2015/9/8/chartex" xmlns:cx2="http://schemas.microsoft.com/office/drawing/2015/10/21/chartex" xmlns:cx3="http://schemas.microsoft.com/office/drawing/2016/5/9/chartex" xmlns:cx4="http://schemas.microsoft.com/office/drawing/2016/5/10/chartex" xmlns:cx5="http://schemas.microsoft.com/office/drawing/2016/5/11/chartex" xmlns:cx6="http://schemas.microsoft.com/office/drawing/2016/5/12/chartex" xmlns:cx7="http://schemas.microsoft.com/office/drawing/2016/5/13/chartex" xmlns:cx8="http://schemas.microsoft.com/office/drawing/2016/5/14/chartex" xmlns:mc="http://schemas.openxmlformats.org/markup-compatibility/2006" xmlns:aink="http://schemas.microsoft.com/office/drawing/2016/ink" xmlns:am3d="http://schemas.microsoft.com/office/drawing/2017/model3d" xmlns:o="urn:schemas-microsoft-com:office:office" xmlns:oel="http://schemas.microsoft.com/office/2019/extlst" xmlns:r="http://schemas.openxmlformats.org/officeDocument/2006/relationships" xmlns:m="http://schemas.openxmlformats.org/officeDocument/2006/math" xmlns:v="urn:schemas-microsoft-com:vml" xmlns:wp14="http://schemas.microsoft.com/office/word/2010/wordprocessingDrawing" xmlns:wp="http://schemas.openxmlformats.org/drawingml/2006/wordprocessingDrawing" xmlns:w10="urn:schemas-microsoft-com:office:word" xmlns:w="http://schemas.openxmlformats.org/wordprocessingml/2006/main" xmlns:w14="http://schemas.microsoft.com/office/word/2010/wordml" xmlns:w15="http://schemas.microsoft.com/office/word/2012/wordml" xmlns:w16cex="http://schemas.microsoft.com/office/word/2018/wordml/cex" xmlns:w16cid="http://schemas.microsoft.com/office/word/2016/wordml/cid" xmlns:w16="http://schemas.microsoft.com/office/word/2018/wordml" xmlns:w16sdtdh="http://schemas.microsoft.com/office/word/2020/wordml/sdtdatahash" xmlns:w16se="http://schemas.microsoft.com/office/word/2015/wordml/symex" xmlns:wpg="http://schemas.microsoft.com/office/word/2010/wordprocessingGroup" xmlns:wpi="http://schemas.microsoft.com/office/word/2010/wordprocessingInk" xmlns:wne="http://schemas.microsoft.com/office/word/2006/wordml" xmlns:wps="http://schemas.microsoft.com/office/word/2010/wordprocessingShape" mc:Ignorable="w14 w15 w16se w16cid w16 w16cex w16sdtdh wp14">
+<w:ftr xmlns:wpc="http://schemas.microsoft.com/office/word/2010/wordprocessingCanvas" xmlns:cx="http://schemas.microsoft.com/office/drawing/2014/chartex" xmlns:cx1="http://schemas.microsoft.com/office/drawing/2015/9/8/chartex" xmlns:cx2="http://schemas.microsoft.com/office/drawing/2015/10/21/chartex" xmlns:cx3="http://schemas.microsoft.com/office/drawing/2016/5/9/chartex" xmlns:cx4="http://schemas.microsoft.com/office/drawing/2016/5/10/chartex" xmlns:cx5="http://schemas.microsoft.com/office/drawing/2016/5/11/chartex" xmlns:cx6="http://schemas.microsoft.com/office/drawing/2016/5/12/chartex" xmlns:cx7="http://schemas.microsoft.com/office/drawing/2016/5/13/chartex" xmlns:cx8="http://schemas.microsoft.com/office/drawing/2016/5/14/chartex" xmlns:mc="http://schemas.openxmlformats.org/markup-compatibility/2006" xmlns:aink="http://schemas.microsoft.com/office/drawing/2016/ink" xmlns:am3d="http://schemas.microsoft.com/office/drawing/2017/model3d" xmlns:o="urn:schemas-microsoft-com:office:office" xmlns:oel="http://schemas.microsoft.com/office/2019/extlst" xmlns:r="http://schemas.openxmlformats.org/officeDocument/2006/relationships" xmlns:m="http://schemas.openxmlformats.org/officeDocument/2006/math" xmlns:v="urn:schemas-microsoft-com:vml" xmlns:wp14="http://schemas.microsoft.com/office/word/2010/wordprocessingDrawing" xmlns:wp="http://schemas.openxmlformats.org/drawingml/2006/wordprocessingDrawing" xmlns:w10="urn:schemas-microsoft-com:office:word" xmlns:w="http://schemas.openxmlformats.org/wordprocessingml/2006/main" xmlns:w14="http://schemas.microsoft.com/office/word/2010/wordml" xmlns:w15="http://schemas.microsoft.com/office/word/2012/wordml" xmlns:w16cex="http://schemas.microsoft.com/office/word/2018/wordml/cex" xmlns:w16cid="http://schemas.microsoft.com/office/word/2016/wordml/cid" xmlns:w16="http://schemas.microsoft.com/office/word/2018/wordml" xmlns:w16du="http://schemas.microsoft.com/office/word/2023/wordml/word16du" xmlns:w16sdtdh="http://schemas.microsoft.com/office/word/2020/wordml/sdtdatahash" xmlns:w16sdtfl="http://schemas.microsoft.com/office/word/2024/wordml/sdtformatlock" xmlns:w16se="http://schemas.microsoft.com/office/word/2015/wordml/symex" xmlns:wpg="http://schemas.microsoft.com/office/word/2010/wordprocessingGroup" xmlns:wpi="http://schemas.microsoft.com/office/word/2010/wordprocessingInk" xmlns:wne="http://schemas.microsoft.com/office/word/2006/wordml" xmlns:wps="http://schemas.microsoft.com/office/word/2010/wordprocessingShape" mc:Ignorable="w14 w15 w16se w16cid w16 w16cex w16sdtdh w16sdtfl w16du wp14">
   <w:p>
     <w:pPr>
       <w:pStyle w:val="Footer"/>
@@ -788,7 +859,7 @@
 </file>
 
 <file path=word/footer2.xml><?xml version="1.0" encoding="utf-8"?>
-<w:ftr xmlns:wpc="http://schemas.microsoft.com/office/word/2010/wordprocessingCanvas" xmlns:cx="http://schemas.microsoft.com/office/drawing/2014/chartex" xmlns:cx1="http://schemas.microsoft.com/office/drawing/2015/9/8/chartex" xmlns:cx2="http://schemas.microsoft.com/office/drawing/2015/10/21/chartex" xmlns:cx3="http://schemas.microsoft.com/office/drawing/2016/5/9/chartex" xmlns:cx4="http://schemas.microsoft.com/office/drawing/2016/5/10/chartex" xmlns:cx5="http://schemas.microsoft.com/office/drawing/2016/5/11/chartex" xmlns:cx6="http://schemas.microsoft.com/office/drawing/2016/5/12/chartex" xmlns:cx7="http://schemas.microsoft.com/office/drawing/2016/5/13/chartex" xmlns:cx8="http://schemas.microsoft.com/office/drawing/2016/5/14/chartex" xmlns:mc="http://schemas.openxmlformats.org/markup-compatibility/2006" xmlns:aink="http://schemas.microsoft.com/office/drawing/2016/ink" xmlns:am3d="http://schemas.microsoft.com/office/drawing/2017/model3d" xmlns:o="urn:schemas-microsoft-com:office:office" xmlns:oel="http://schemas.microsoft.com/office/2019/extlst" xmlns:r="http://schemas.openxmlformats.org/officeDocument/2006/relationships" xmlns:m="http://schemas.openxmlformats.org/officeDocument/2006/math" xmlns:v="urn:schemas-microsoft-com:vml" xmlns:wp14="http://schemas.microsoft.com/office/word/2010/wordprocessingDrawing" xmlns:wp="http://schemas.openxmlformats.org/drawingml/2006/wordprocessingDrawing" xmlns:w10="urn:schemas-microsoft-com:office:word" xmlns:w="http://schemas.openxmlformats.org/wordprocessingml/2006/main" xmlns:w14="http://schemas.microsoft.com/office/word/2010/wordml" xmlns:w15="http://schemas.microsoft.com/office/word/2012/wordml" xmlns:w16cex="http://schemas.microsoft.com/office/word/2018/wordml/cex" xmlns:w16cid="http://schemas.microsoft.com/office/word/2016/wordml/cid" xmlns:w16="http://schemas.microsoft.com/office/word/2018/wordml" xmlns:w16sdtdh="http://schemas.microsoft.com/office/word/2020/wordml/sdtdatahash" xmlns:w16se="http://schemas.microsoft.com/office/word/2015/wordml/symex" xmlns:wpg="http://schemas.microsoft.com/office/word/2010/wordprocessingGroup" xmlns:wpi="http://schemas.microsoft.com/office/word/2010/wordprocessingInk" xmlns:wne="http://schemas.microsoft.com/office/word/2006/wordml" xmlns:wps="http://schemas.microsoft.com/office/word/2010/wordprocessingShape" mc:Ignorable="w14 w15 w16se w16cid w16 w16cex w16sdtdh wp14">
+<w:ftr xmlns:wpc="http://schemas.microsoft.com/office/word/2010/wordprocessingCanvas" xmlns:cx="http://schemas.microsoft.com/office/drawing/2014/chartex" xmlns:cx1="http://schemas.microsoft.com/office/drawing/2015/9/8/chartex" xmlns:cx2="http://schemas.microsoft.com/office/drawing/2015/10/21/chartex" xmlns:cx3="http://schemas.microsoft.com/office/drawing/2016/5/9/chartex" xmlns:cx4="http://schemas.microsoft.com/office/drawing/2016/5/10/chartex" xmlns:cx5="http://schemas.microsoft.com/office/drawing/2016/5/11/chartex" xmlns:cx6="http://schemas.microsoft.com/office/drawing/2016/5/12/chartex" xmlns:cx7="http://schemas.microsoft.com/office/drawing/2016/5/13/chartex" xmlns:cx8="http://schemas.microsoft.com/office/drawing/2016/5/14/chartex" xmlns:mc="http://schemas.openxmlformats.org/markup-compatibility/2006" xmlns:aink="http://schemas.microsoft.com/office/drawing/2016/ink" xmlns:am3d="http://schemas.microsoft.com/office/drawing/2017/model3d" xmlns:o="urn:schemas-microsoft-com:office:office" xmlns:oel="http://schemas.microsoft.com/office/2019/extlst" xmlns:r="http://schemas.openxmlformats.org/officeDocument/2006/relationships" xmlns:m="http://schemas.openxmlformats.org/officeDocument/2006/math" xmlns:v="urn:schemas-microsoft-com:vml" xmlns:wp14="http://schemas.microsoft.com/office/word/2010/wordprocessingDrawing" xmlns:wp="http://schemas.openxmlformats.org/drawingml/2006/wordprocessingDrawing" xmlns:w10="urn:schemas-microsoft-com:office:word" xmlns:w="http://schemas.openxmlformats.org/wordprocessingml/2006/main" xmlns:w14="http://schemas.microsoft.com/office/word/2010/wordml" xmlns:w15="http://schemas.microsoft.com/office/word/2012/wordml" xmlns:w16cex="http://schemas.microsoft.com/office/word/2018/wordml/cex" xmlns:w16cid="http://schemas.microsoft.com/office/word/2016/wordml/cid" xmlns:w16="http://schemas.microsoft.com/office/word/2018/wordml" xmlns:w16du="http://schemas.microsoft.com/office/word/2023/wordml/word16du" xmlns:w16sdtdh="http://schemas.microsoft.com/office/word/2020/wordml/sdtdatahash" xmlns:w16sdtfl="http://schemas.microsoft.com/office/word/2024/wordml/sdtformatlock" xmlns:w16se="http://schemas.microsoft.com/office/word/2015/wordml/symex" xmlns:wpg="http://schemas.microsoft.com/office/word/2010/wordprocessingGroup" xmlns:wpi="http://schemas.microsoft.com/office/word/2010/wordprocessingInk" xmlns:wne="http://schemas.microsoft.com/office/word/2006/wordml" xmlns:wps="http://schemas.microsoft.com/office/word/2010/wordprocessingShape" mc:Ignorable="w14 w15 w16se w16cid w16 w16cex w16sdtdh w16sdtfl w16du wp14">
   <w:p>
     <w:pPr>
       <w:pStyle w:val="Footer"/>
@@ -798,7 +869,7 @@
 </file>
 
 <file path=word/footer3.xml><?xml version="1.0" encoding="utf-8"?>
-<w:ftr xmlns:wpc="http://schemas.microsoft.com/office/word/2010/wordprocessingCanvas" xmlns:cx="http://schemas.microsoft.com/office/drawing/2014/chartex" xmlns:cx1="http://schemas.microsoft.com/office/drawing/2015/9/8/chartex" xmlns:cx2="http://schemas.microsoft.com/office/drawing/2015/10/21/chartex" xmlns:cx3="http://schemas.microsoft.com/office/drawing/2016/5/9/chartex" xmlns:cx4="http://schemas.microsoft.com/office/drawing/2016/5/10/chartex" xmlns:cx5="http://schemas.microsoft.com/office/drawing/2016/5/11/chartex" xmlns:cx6="http://schemas.microsoft.com/office/drawing/2016/5/12/chartex" xmlns:cx7="http://schemas.microsoft.com/office/drawing/2016/5/13/chartex" xmlns:cx8="http://schemas.microsoft.com/office/drawing/2016/5/14/chartex" xmlns:mc="http://schemas.openxmlformats.org/markup-compatibility/2006" xmlns:aink="http://schemas.microsoft.com/office/drawing/2016/ink" xmlns:am3d="http://schemas.microsoft.com/office/drawing/2017/model3d" xmlns:o="urn:schemas-microsoft-com:office:office" xmlns:oel="http://schemas.microsoft.com/office/2019/extlst" xmlns:r="http://schemas.openxmlformats.org/officeDocument/2006/relationships" xmlns:m="http://schemas.openxmlformats.org/officeDocument/2006/math" xmlns:v="urn:schemas-microsoft-com:vml" xmlns:wp14="http://schemas.microsoft.com/office/word/2010/wordprocessingDrawing" xmlns:wp="http://schemas.openxmlformats.org/drawingml/2006/wordprocessingDrawing" xmlns:w10="urn:schemas-microsoft-com:office:word" xmlns:w="http://schemas.openxmlformats.org/wordprocessingml/2006/main" xmlns:w14="http://schemas.microsoft.com/office/word/2010/wordml" xmlns:w15="http://schemas.microsoft.com/office/word/2012/wordml" xmlns:w16cex="http://schemas.microsoft.com/office/word/2018/wordml/cex" xmlns:w16cid="http://schemas.microsoft.com/office/word/2016/wordml/cid" xmlns:w16="http://schemas.microsoft.com/office/word/2018/wordml" xmlns:w16sdtdh="http://schemas.microsoft.com/office/word/2020/wordml/sdtdatahash" xmlns:w16se="http://schemas.microsoft.com/office/word/2015/wordml/symex" xmlns:wpg="http://schemas.microsoft.com/office/word/2010/wordprocessingGroup" xmlns:wpi="http://schemas.microsoft.com/office/word/2010/wordprocessingInk" xmlns:wne="http://schemas.microsoft.com/office/word/2006/wordml" xmlns:wps="http://schemas.microsoft.com/office/word/2010/wordprocessingShape" mc:Ignorable="w14 w15 w16se w16cid w16 w16cex w16sdtdh wp14">
+<w:ftr xmlns:wpc="http://schemas.microsoft.com/office/word/2010/wordprocessingCanvas" xmlns:cx="http://schemas.microsoft.com/office/drawing/2014/chartex" xmlns:cx1="http://schemas.microsoft.com/office/drawing/2015/9/8/chartex" xmlns:cx2="http://schemas.microsoft.com/office/drawing/2015/10/21/chartex" xmlns:cx3="http://schemas.microsoft.com/office/drawing/2016/5/9/chartex" xmlns:cx4="http://schemas.microsoft.com/office/drawing/2016/5/10/chartex" xmlns:cx5="http://schemas.microsoft.com/office/drawing/2016/5/11/chartex" xmlns:cx6="http://schemas.microsoft.com/office/drawing/2016/5/12/chartex" xmlns:cx7="http://schemas.microsoft.com/office/drawing/2016/5/13/chartex" xmlns:cx8="http://schemas.microsoft.com/office/drawing/2016/5/14/chartex" xmlns:mc="http://schemas.openxmlformats.org/markup-compatibility/2006" xmlns:aink="http://schemas.microsoft.com/office/drawing/2016/ink" xmlns:am3d="http://schemas.microsoft.com/office/drawing/2017/model3d" xmlns:o="urn:schemas-microsoft-com:office:office" xmlns:oel="http://schemas.microsoft.com/office/2019/extlst" xmlns:r="http://schemas.openxmlformats.org/officeDocument/2006/relationships" xmlns:m="http://schemas.openxmlformats.org/officeDocument/2006/math" xmlns:v="urn:schemas-microsoft-com:vml" xmlns:wp14="http://schemas.microsoft.com/office/word/2010/wordprocessingDrawing" xmlns:wp="http://schemas.openxmlformats.org/drawingml/2006/wordprocessingDrawing" xmlns:w10="urn:schemas-microsoft-com:office:word" xmlns:w="http://schemas.openxmlformats.org/wordprocessingml/2006/main" xmlns:w14="http://schemas.microsoft.com/office/word/2010/wordml" xmlns:w15="http://schemas.microsoft.com/office/word/2012/wordml" xmlns:w16cex="http://schemas.microsoft.com/office/word/2018/wordml/cex" xmlns:w16cid="http://schemas.microsoft.com/office/word/2016/wordml/cid" xmlns:w16="http://schemas.microsoft.com/office/word/2018/wordml" xmlns:w16du="http://schemas.microsoft.com/office/word/2023/wordml/word16du" xmlns:w16sdtdh="http://schemas.microsoft.com/office/word/2020/wordml/sdtdatahash" xmlns:w16sdtfl="http://schemas.microsoft.com/office/word/2024/wordml/sdtformatlock" xmlns:w16se="http://schemas.microsoft.com/office/word/2015/wordml/symex" xmlns:wpg="http://schemas.microsoft.com/office/word/2010/wordprocessingGroup" xmlns:wpi="http://schemas.microsoft.com/office/word/2010/wordprocessingInk" xmlns:wne="http://schemas.microsoft.com/office/word/2006/wordml" xmlns:wps="http://schemas.microsoft.com/office/word/2010/wordprocessingShape" mc:Ignorable="w14 w15 w16se w16cid w16 w16cex w16sdtdh w16sdtfl w16du wp14">
   <w:p>
     <w:pPr>
       <w:pStyle w:val="Footer"/>
@@ -808,7 +879,7 @@
 </file>
 
 <file path=word/footnotes.xml><?xml version="1.0" encoding="utf-8"?>
-<w:footnotes xmlns:wpc="http://schemas.microsoft.com/office/word/2010/wordprocessingCanvas" xmlns:cx="http://schemas.microsoft.com/office/drawing/2014/chartex" xmlns:cx1="http://schemas.microsoft.com/office/drawing/2015/9/8/chartex" xmlns:cx2="http://schemas.microsoft.com/office/drawing/2015/10/21/chartex" xmlns:cx3="http://schemas.microsoft.com/office/drawing/2016/5/9/chartex" xmlns:cx4="http://schemas.microsoft.com/office/drawing/2016/5/10/chartex" xmlns:cx5="http://schemas.microsoft.com/office/drawing/2016/5/11/chartex" xmlns:cx6="http://schemas.microsoft.com/office/drawing/2016/5/12/chartex" xmlns:cx7="http://schemas.microsoft.com/office/drawing/2016/5/13/chartex" xmlns:cx8="http://schemas.microsoft.com/office/drawing/2016/5/14/chartex" xmlns:mc="http://schemas.openxmlformats.org/markup-compatibility/2006" xmlns:aink="http://schemas.microsoft.com/office/drawing/2016/ink" xmlns:am3d="http://schemas.microsoft.com/office/drawing/2017/model3d" xmlns:o="urn:schemas-microsoft-com:office:office" xmlns:oel="http://schemas.microsoft.com/office/2019/extlst" xmlns:r="http://schemas.openxmlformats.org/officeDocument/2006/relationships" xmlns:m="http://schemas.openxmlformats.org/officeDocument/2006/math" xmlns:v="urn:schemas-microsoft-com:vml" xmlns:wp14="http://schemas.microsoft.com/office/word/2010/wordprocessingDrawing" xmlns:wp="http://schemas.openxmlformats.org/drawingml/2006/wordprocessingDrawing" xmlns:w10="urn:schemas-microsoft-com:office:word" xmlns:w="http://schemas.openxmlformats.org/wordprocessingml/2006/main" xmlns:w14="http://schemas.microsoft.com/office/word/2010/wordml" xmlns:w15="http://schemas.microsoft.com/office/word/2012/wordml" xmlns:w16cex="http://schemas.microsoft.com/office/word/2018/wordml/cex" xmlns:w16cid="http://schemas.microsoft.com/office/word/2016/wordml/cid" xmlns:w16="http://schemas.microsoft.com/office/word/2018/wordml" xmlns:w16sdtdh="http://schemas.microsoft.com/office/word/2020/wordml/sdtdatahash" xmlns:w16se="http://schemas.microsoft.com/office/word/2015/wordml/symex" xmlns:wpg="http://schemas.microsoft.com/office/word/2010/wordprocessingGroup" xmlns:wpi="http://schemas.microsoft.com/office/word/2010/wordprocessingInk" xmlns:wne="http://schemas.microsoft.com/office/word/2006/wordml" xmlns:wps="http://schemas.microsoft.com/office/word/2010/wordprocessingShape" mc:Ignorable="w14 w15 w16se w16cid w16 w16cex w16sdtdh wp14">
+<w:footnotes xmlns:wpc="http://schemas.microsoft.com/office/word/2010/wordprocessingCanvas" xmlns:cx="http://schemas.microsoft.com/office/drawing/2014/chartex" xmlns:cx1="http://schemas.microsoft.com/office/drawing/2015/9/8/chartex" xmlns:cx2="http://schemas.microsoft.com/office/drawing/2015/10/21/chartex" xmlns:cx3="http://schemas.microsoft.com/office/drawing/2016/5/9/chartex" xmlns:cx4="http://schemas.microsoft.com/office/drawing/2016/5/10/chartex" xmlns:cx5="http://schemas.microsoft.com/office/drawing/2016/5/11/chartex" xmlns:cx6="http://schemas.microsoft.com/office/drawing/2016/5/12/chartex" xmlns:cx7="http://schemas.microsoft.com/office/drawing/2016/5/13/chartex" xmlns:cx8="http://schemas.microsoft.com/office/drawing/2016/5/14/chartex" xmlns:mc="http://schemas.openxmlformats.org/markup-compatibility/2006" xmlns:aink="http://schemas.microsoft.com/office/drawing/2016/ink" xmlns:am3d="http://schemas.microsoft.com/office/drawing/2017/model3d" xmlns:o="urn:schemas-microsoft-com:office:office" xmlns:oel="http://schemas.microsoft.com/office/2019/extlst" xmlns:r="http://schemas.openxmlformats.org/officeDocument/2006/relationships" xmlns:m="http://schemas.openxmlformats.org/officeDocument/2006/math" xmlns:v="urn:schemas-microsoft-com:vml" xmlns:wp14="http://schemas.microsoft.com/office/word/2010/wordprocessingDrawing" xmlns:wp="http://schemas.openxmlformats.org/drawingml/2006/wordprocessingDrawing" xmlns:w10="urn:schemas-microsoft-com:office:word" xmlns:w="http://schemas.openxmlformats.org/wordprocessingml/2006/main" xmlns:w14="http://schemas.microsoft.com/office/word/2010/wordml" xmlns:w15="http://schemas.microsoft.com/office/word/2012/wordml" xmlns:w16cex="http://schemas.microsoft.com/office/word/2018/wordml/cex" xmlns:w16cid="http://schemas.microsoft.com/office/word/2016/wordml/cid" xmlns:w16="http://schemas.microsoft.com/office/word/2018/wordml" xmlns:w16du="http://schemas.microsoft.com/office/word/2023/wordml/word16du" xmlns:w16sdtdh="http://schemas.microsoft.com/office/word/2020/wordml/sdtdatahash" xmlns:w16sdtfl="http://schemas.microsoft.com/office/word/2024/wordml/sdtformatlock" xmlns:w16se="http://schemas.microsoft.com/office/word/2015/wordml/symex" xmlns:wpg="http://schemas.microsoft.com/office/word/2010/wordprocessingGroup" xmlns:wpi="http://schemas.microsoft.com/office/word/2010/wordprocessingInk" xmlns:wne="http://schemas.microsoft.com/office/word/2006/wordml" xmlns:wps="http://schemas.microsoft.com/office/word/2010/wordprocessingShape" mc:Ignorable="w14 w15 w16se w16cid w16 w16cex w16sdtdh w16sdtfl w16du wp14">
   <w:footnote w:type="separator" w:id="-1">
     <w:p>
       <w:pPr>
@@ -833,7 +904,7 @@
 </file>
 
 <file path=word/header1.xml><?xml version="1.0" encoding="utf-8"?>
-<w:hdr xmlns:wpc="http://schemas.microsoft.com/office/word/2010/wordprocessingCanvas" xmlns:cx="http://schemas.microsoft.com/office/drawing/2014/chartex" xmlns:cx1="http://schemas.microsoft.com/office/drawing/2015/9/8/chartex" xmlns:cx2="http://schemas.microsoft.com/office/drawing/2015/10/21/chartex" xmlns:cx3="http://schemas.microsoft.com/office/drawing/2016/5/9/chartex" xmlns:cx4="http://schemas.microsoft.com/office/drawing/2016/5/10/chartex" xmlns:cx5="http://schemas.microsoft.com/office/drawing/2016/5/11/chartex" xmlns:cx6="http://schemas.microsoft.com/office/drawing/2016/5/12/chartex" xmlns:cx7="http://schemas.microsoft.com/office/drawing/2016/5/13/chartex" xmlns:cx8="http://schemas.microsoft.com/office/drawing/2016/5/14/chartex" xmlns:mc="http://schemas.openxmlformats.org/markup-compatibility/2006" xmlns:aink="http://schemas.microsoft.com/office/drawing/2016/ink" xmlns:am3d="http://schemas.microsoft.com/office/drawing/2017/model3d" xmlns:o="urn:schemas-microsoft-com:office:office" xmlns:oel="http://schemas.microsoft.com/office/2019/extlst" xmlns:r="http://schemas.openxmlformats.org/officeDocument/2006/relationships" xmlns:m="http://schemas.openxmlformats.org/officeDocument/2006/math" xmlns:v="urn:schemas-microsoft-com:vml" xmlns:wp14="http://schemas.microsoft.com/office/word/2010/wordprocessingDrawing" xmlns:wp="http://schemas.openxmlformats.org/drawingml/2006/wordprocessingDrawing" xmlns:w10="urn:schemas-microsoft-com:office:word" xmlns:w="http://schemas.openxmlformats.org/wordprocessingml/2006/main" xmlns:w14="http://schemas.microsoft.com/office/word/2010/wordml" xmlns:w15="http://schemas.microsoft.com/office/word/2012/wordml" xmlns:w16cex="http://schemas.microsoft.com/office/word/2018/wordml/cex" xmlns:w16cid="http://schemas.microsoft.com/office/word/2016/wordml/cid" xmlns:w16="http://schemas.microsoft.com/office/word/2018/wordml" xmlns:w16sdtdh="http://schemas.microsoft.com/office/word/2020/wordml/sdtdatahash" xmlns:w16se="http://schemas.microsoft.com/office/word/2015/wordml/symex" xmlns:wpg="http://schemas.microsoft.com/office/word/2010/wordprocessingGroup" xmlns:wpi="http://schemas.microsoft.com/office/word/2010/wordprocessingInk" xmlns:wne="http://schemas.microsoft.com/office/word/2006/wordml" xmlns:wps="http://schemas.microsoft.com/office/word/2010/wordprocessingShape" mc:Ignorable="w14 w15 w16se w16cid w16 w16cex w16sdtdh wp14">
+<w:hdr xmlns:wpc="http://schemas.microsoft.com/office/word/2010/wordprocessingCanvas" xmlns:cx="http://schemas.microsoft.com/office/drawing/2014/chartex" xmlns:cx1="http://schemas.microsoft.com/office/drawing/2015/9/8/chartex" xmlns:cx2="http://schemas.microsoft.com/office/drawing/2015/10/21/chartex" xmlns:cx3="http://schemas.microsoft.com/office/drawing/2016/5/9/chartex" xmlns:cx4="http://schemas.microsoft.com/office/drawing/2016/5/10/chartex" xmlns:cx5="http://schemas.microsoft.com/office/drawing/2016/5/11/chartex" xmlns:cx6="http://schemas.microsoft.com/office/drawing/2016/5/12/chartex" xmlns:cx7="http://schemas.microsoft.com/office/drawing/2016/5/13/chartex" xmlns:cx8="http://schemas.microsoft.com/office/drawing/2016/5/14/chartex" xmlns:mc="http://schemas.openxmlformats.org/markup-compatibility/2006" xmlns:aink="http://schemas.microsoft.com/office/drawing/2016/ink" xmlns:am3d="http://schemas.microsoft.com/office/drawing/2017/model3d" xmlns:o="urn:schemas-microsoft-com:office:office" xmlns:oel="http://schemas.microsoft.com/office/2019/extlst" xmlns:r="http://schemas.openxmlformats.org/officeDocument/2006/relationships" xmlns:m="http://schemas.openxmlformats.org/officeDocument/2006/math" xmlns:v="urn:schemas-microsoft-com:vml" xmlns:wp14="http://schemas.microsoft.com/office/word/2010/wordprocessingDrawing" xmlns:wp="http://schemas.openxmlformats.org/drawingml/2006/wordprocessingDrawing" xmlns:w10="urn:schemas-microsoft-com:office:word" xmlns:w="http://schemas.openxmlformats.org/wordprocessingml/2006/main" xmlns:w14="http://schemas.microsoft.com/office/word/2010/wordml" xmlns:w15="http://schemas.microsoft.com/office/word/2012/wordml" xmlns:w16cex="http://schemas.microsoft.com/office/word/2018/wordml/cex" xmlns:w16cid="http://schemas.microsoft.com/office/word/2016/wordml/cid" xmlns:w16="http://schemas.microsoft.com/office/word/2018/wordml" xmlns:w16du="http://schemas.microsoft.com/office/word/2023/wordml/word16du" xmlns:w16sdtdh="http://schemas.microsoft.com/office/word/2020/wordml/sdtdatahash" xmlns:w16sdtfl="http://schemas.microsoft.com/office/word/2024/wordml/sdtformatlock" xmlns:w16se="http://schemas.microsoft.com/office/word/2015/wordml/symex" xmlns:wpg="http://schemas.microsoft.com/office/word/2010/wordprocessingGroup" xmlns:wpi="http://schemas.microsoft.com/office/word/2010/wordprocessingInk" xmlns:wne="http://schemas.microsoft.com/office/word/2006/wordml" xmlns:wps="http://schemas.microsoft.com/office/word/2010/wordprocessingShape" mc:Ignorable="w14 w15 w16se w16cid w16 w16cex w16sdtdh w16sdtfl w16du wp14">
   <w:p>
     <w:pPr>
       <w:pStyle w:val="Header"/>
@@ -843,7 +914,7 @@
 </file>
 
 <file path=word/header2.xml><?xml version="1.0" encoding="utf-8"?>
-<w:hdr xmlns:wpc="http://schemas.microsoft.com/office/word/2010/wordprocessingCanvas" xmlns:cx="http://schemas.microsoft.com/office/drawing/2014/chartex" xmlns:cx1="http://schemas.microsoft.com/office/drawing/2015/9/8/chartex" xmlns:cx2="http://schemas.microsoft.com/office/drawing/2015/10/21/chartex" xmlns:cx3="http://schemas.microsoft.com/office/drawing/2016/5/9/chartex" xmlns:cx4="http://schemas.microsoft.com/office/drawing/2016/5/10/chartex" xmlns:cx5="http://schemas.microsoft.com/office/drawing/2016/5/11/chartex" xmlns:cx6="http://schemas.microsoft.com/office/drawing/2016/5/12/chartex" xmlns:cx7="http://schemas.microsoft.com/office/drawing/2016/5/13/chartex" xmlns:cx8="http://schemas.microsoft.com/office/drawing/2016/5/14/chartex" xmlns:mc="http://schemas.openxmlformats.org/markup-compatibility/2006" xmlns:aink="http://schemas.microsoft.com/office/drawing/2016/ink" xmlns:am3d="http://schemas.microsoft.com/office/drawing/2017/model3d" xmlns:o="urn:schemas-microsoft-com:office:office" xmlns:oel="http://schemas.microsoft.com/office/2019/extlst" xmlns:r="http://schemas.openxmlformats.org/officeDocument/2006/relationships" xmlns:m="http://schemas.openxmlformats.org/officeDocument/2006/math" xmlns:v="urn:schemas-microsoft-com:vml" xmlns:wp14="http://schemas.microsoft.com/office/word/2010/wordprocessingDrawing" xmlns:wp="http://schemas.openxmlformats.org/drawingml/2006/wordprocessingDrawing" xmlns:w10="urn:schemas-microsoft-com:office:word" xmlns:w="http://schemas.openxmlformats.org/wordprocessingml/2006/main" xmlns:w14="http://schemas.microsoft.com/office/word/2010/wordml" xmlns:w15="http://schemas.microsoft.com/office/word/2012/wordml" xmlns:w16cex="http://schemas.microsoft.com/office/word/2018/wordml/cex" xmlns:w16cid="http://schemas.microsoft.com/office/word/2016/wordml/cid" xmlns:w16="http://schemas.microsoft.com/office/word/2018/wordml" xmlns:w16sdtdh="http://schemas.microsoft.com/office/word/2020/wordml/sdtdatahash" xmlns:w16se="http://schemas.microsoft.com/office/word/2015/wordml/symex" xmlns:wpg="http://schemas.microsoft.com/office/word/2010/wordprocessingGroup" xmlns:wpi="http://schemas.microsoft.com/office/word/2010/wordprocessingInk" xmlns:wne="http://schemas.microsoft.com/office/word/2006/wordml" xmlns:wps="http://schemas.microsoft.com/office/word/2010/wordprocessingShape" mc:Ignorable="w14 w15 w16se w16cid w16 w16cex w16sdtdh wp14">
+<w:hdr xmlns:wpc="http://schemas.microsoft.com/office/word/2010/wordprocessingCanvas" xmlns:cx="http://schemas.microsoft.com/office/drawing/2014/chartex" xmlns:cx1="http://schemas.microsoft.com/office/drawing/2015/9/8/chartex" xmlns:cx2="http://schemas.microsoft.com/office/drawing/2015/10/21/chartex" xmlns:cx3="http://schemas.microsoft.com/office/drawing/2016/5/9/chartex" xmlns:cx4="http://schemas.microsoft.com/office/drawing/2016/5/10/chartex" xmlns:cx5="http://schemas.microsoft.com/office/drawing/2016/5/11/chartex" xmlns:cx6="http://schemas.microsoft.com/office/drawing/2016/5/12/chartex" xmlns:cx7="http://schemas.microsoft.com/office/drawing/2016/5/13/chartex" xmlns:cx8="http://schemas.microsoft.com/office/drawing/2016/5/14/chartex" xmlns:mc="http://schemas.openxmlformats.org/markup-compatibility/2006" xmlns:aink="http://schemas.microsoft.com/office/drawing/2016/ink" xmlns:am3d="http://schemas.microsoft.com/office/drawing/2017/model3d" xmlns:o="urn:schemas-microsoft-com:office:office" xmlns:oel="http://schemas.microsoft.com/office/2019/extlst" xmlns:r="http://schemas.openxmlformats.org/officeDocument/2006/relationships" xmlns:m="http://schemas.openxmlformats.org/officeDocument/2006/math" xmlns:v="urn:schemas-microsoft-com:vml" xmlns:wp14="http://schemas.microsoft.com/office/word/2010/wordprocessingDrawing" xmlns:wp="http://schemas.openxmlformats.org/drawingml/2006/wordprocessingDrawing" xmlns:w10="urn:schemas-microsoft-com:office:word" xmlns:w="http://schemas.openxmlformats.org/wordprocessingml/2006/main" xmlns:w14="http://schemas.microsoft.com/office/word/2010/wordml" xmlns:w15="http://schemas.microsoft.com/office/word/2012/wordml" xmlns:w16cex="http://schemas.microsoft.com/office/word/2018/wordml/cex" xmlns:w16cid="http://schemas.microsoft.com/office/word/2016/wordml/cid" xmlns:w16="http://schemas.microsoft.com/office/word/2018/wordml" xmlns:w16du="http://schemas.microsoft.com/office/word/2023/wordml/word16du" xmlns:w16sdtdh="http://schemas.microsoft.com/office/word/2020/wordml/sdtdatahash" xmlns:w16sdtfl="http://schemas.microsoft.com/office/word/2024/wordml/sdtformatlock" xmlns:w16se="http://schemas.microsoft.com/office/word/2015/wordml/symex" xmlns:wpg="http://schemas.microsoft.com/office/word/2010/wordprocessingGroup" xmlns:wpi="http://schemas.microsoft.com/office/word/2010/wordprocessingInk" xmlns:wne="http://schemas.microsoft.com/office/word/2006/wordml" xmlns:wps="http://schemas.microsoft.com/office/word/2010/wordprocessingShape" mc:Ignorable="w14 w15 w16se w16cid w16 w16cex w16sdtdh w16sdtfl w16du wp14">
   <w:p>
     <w:pPr>
       <w:pStyle w:val="Header"/>
@@ -854,7 +925,7 @@
 </file>
 
 <file path=word/header3.xml><?xml version="1.0" encoding="utf-8"?>
-<w:hdr xmlns:wpc="http://schemas.microsoft.com/office/word/2010/wordprocessingCanvas" xmlns:cx="http://schemas.microsoft.com/office/drawing/2014/chartex" xmlns:cx1="http://schemas.microsoft.com/office/drawing/2015/9/8/chartex" xmlns:cx2="http://schemas.microsoft.com/office/drawing/2015/10/21/chartex" xmlns:cx3="http://schemas.microsoft.com/office/drawing/2016/5/9/chartex" xmlns:cx4="http://schemas.microsoft.com/office/drawing/2016/5/10/chartex" xmlns:cx5="http://schemas.microsoft.com/office/drawing/2016/5/11/chartex" xmlns:cx6="http://schemas.microsoft.com/office/drawing/2016/5/12/chartex" xmlns:cx7="http://schemas.microsoft.com/office/drawing/2016/5/13/chartex" xmlns:cx8="http://schemas.microsoft.com/office/drawing/2016/5/14/chartex" xmlns:mc="http://schemas.openxmlformats.org/markup-compatibility/2006" xmlns:aink="http://schemas.microsoft.com/office/drawing/2016/ink" xmlns:am3d="http://schemas.microsoft.com/office/drawing/2017/model3d" xmlns:o="urn:schemas-microsoft-com:office:office" xmlns:oel="http://schemas.microsoft.com/office/2019/extlst" xmlns:r="http://schemas.openxmlformats.org/officeDocument/2006/relationships" xmlns:m="http://schemas.openxmlformats.org/officeDocument/2006/math" xmlns:v="urn:schemas-microsoft-com:vml" xmlns:wp14="http://schemas.microsoft.com/office/word/2010/wordprocessingDrawing" xmlns:wp="http://schemas.openxmlformats.org/drawingml/2006/wordprocessingDrawing" xmlns:w10="urn:schemas-microsoft-com:office:word" xmlns:w="http://schemas.openxmlformats.org/wordprocessingml/2006/main" xmlns:w14="http://schemas.microsoft.com/office/word/2010/wordml" xmlns:w15="http://schemas.microsoft.com/office/word/2012/wordml" xmlns:w16cex="http://schemas.microsoft.com/office/word/2018/wordml/cex" xmlns:w16cid="http://schemas.microsoft.com/office/word/2016/wordml/cid" xmlns:w16="http://schemas.microsoft.com/office/word/2018/wordml" xmlns:w16sdtdh="http://schemas.microsoft.com/office/word/2020/wordml/sdtdatahash" xmlns:w16se="http://schemas.microsoft.com/office/word/2015/wordml/symex" xmlns:wpg="http://schemas.microsoft.com/office/word/2010/wordprocessingGroup" xmlns:wpi="http://schemas.microsoft.com/office/word/2010/wordprocessingInk" xmlns:wne="http://schemas.microsoft.com/office/word/2006/wordml" xmlns:wps="http://schemas.microsoft.com/office/word/2010/wordprocessingShape" mc:Ignorable="w14 w15 w16se w16cid w16 w16cex w16sdtdh wp14">
+<w:hdr xmlns:wpc="http://schemas.microsoft.com/office/word/2010/wordprocessingCanvas" xmlns:cx="http://schemas.microsoft.com/office/drawing/2014/chartex" xmlns:cx1="http://schemas.microsoft.com/office/drawing/2015/9/8/chartex" xmlns:cx2="http://schemas.microsoft.com/office/drawing/2015/10/21/chartex" xmlns:cx3="http://schemas.microsoft.com/office/drawing/2016/5/9/chartex" xmlns:cx4="http://schemas.microsoft.com/office/drawing/2016/5/10/chartex" xmlns:cx5="http://schemas.microsoft.com/office/drawing/2016/5/11/chartex" xmlns:cx6="http://schemas.microsoft.com/office/drawing/2016/5/12/chartex" xmlns:cx7="http://schemas.microsoft.com/office/drawing/2016/5/13/chartex" xmlns:cx8="http://schemas.microsoft.com/office/drawing/2016/5/14/chartex" xmlns:mc="http://schemas.openxmlformats.org/markup-compatibility/2006" xmlns:aink="http://schemas.microsoft.com/office/drawing/2016/ink" xmlns:am3d="http://schemas.microsoft.com/office/drawing/2017/model3d" xmlns:o="urn:schemas-microsoft-com:office:office" xmlns:oel="http://schemas.microsoft.com/office/2019/extlst" xmlns:r="http://schemas.openxmlformats.org/officeDocument/2006/relationships" xmlns:m="http://schemas.openxmlformats.org/officeDocument/2006/math" xmlns:v="urn:schemas-microsoft-com:vml" xmlns:wp14="http://schemas.microsoft.com/office/word/2010/wordprocessingDrawing" xmlns:wp="http://schemas.openxmlformats.org/drawingml/2006/wordprocessingDrawing" xmlns:w10="urn:schemas-microsoft-com:office:word" xmlns:w="http://schemas.openxmlformats.org/wordprocessingml/2006/main" xmlns:w14="http://schemas.microsoft.com/office/word/2010/wordml" xmlns:w15="http://schemas.microsoft.com/office/word/2012/wordml" xmlns:w16cex="http://schemas.microsoft.com/office/word/2018/wordml/cex" xmlns:w16cid="http://schemas.microsoft.com/office/word/2016/wordml/cid" xmlns:w16="http://schemas.microsoft.com/office/word/2018/wordml" xmlns:w16du="http://schemas.microsoft.com/office/word/2023/wordml/word16du" xmlns:w16sdtdh="http://schemas.microsoft.com/office/word/2020/wordml/sdtdatahash" xmlns:w16sdtfl="http://schemas.microsoft.com/office/word/2024/wordml/sdtformatlock" xmlns:w16se="http://schemas.microsoft.com/office/word/2015/wordml/symex" xmlns:wpg="http://schemas.microsoft.com/office/word/2010/wordprocessingGroup" xmlns:wpi="http://schemas.microsoft.com/office/word/2010/wordprocessingInk" xmlns:wne="http://schemas.microsoft.com/office/word/2006/wordml" xmlns:wps="http://schemas.microsoft.com/office/word/2010/wordprocessingShape" mc:Ignorable="w14 w15 w16se w16cid w16 w16cex w16sdtdh w16sdtfl w16du wp14">
   <w:p>
     <w:pPr>
       <w:pStyle w:val="Header"/>
@@ -863,7 +934,7 @@
     <w:r>
       <w:tab/>
       <w:tab/>
-      <w:t>2026-06-17</w:t>
+      <w:t>2026-06-18</w:t>
       <w:br/>
       <w:br/>
     </w:r>
@@ -880,7 +951,7 @@
 </file>
 
 <file path=word/numbering.xml><?xml version="1.0" encoding="utf-8"?>
-<w:numbering xmlns:wpc="http://schemas.microsoft.com/office/word/2010/wordprocessingCanvas" xmlns:cx="http://schemas.microsoft.com/office/drawing/2014/chartex" xmlns:cx1="http://schemas.microsoft.com/office/drawing/2015/9/8/chartex" xmlns:cx2="http://schemas.microsoft.com/office/drawing/2015/10/21/chartex" xmlns:cx3="http://schemas.microsoft.com/office/drawing/2016/5/9/chartex" xmlns:cx4="http://schemas.microsoft.com/office/drawing/2016/5/10/chartex" xmlns:cx5="http://schemas.microsoft.com/office/drawing/2016/5/11/chartex" xmlns:cx6="http://schemas.microsoft.com/office/drawing/2016/5/12/chartex" xmlns:cx7="http://schemas.microsoft.com/office/drawing/2016/5/13/chartex" xmlns:cx8="http://schemas.microsoft.com/office/drawing/2016/5/14/chartex" xmlns:mc="http://schemas.openxmlformats.org/markup-compatibility/2006" xmlns:aink="http://schemas.microsoft.com/office/drawing/2016/ink" xmlns:am3d="http://schemas.microsoft.com/office/drawing/2017/model3d" xmlns:o="urn:schemas-microsoft-com:office:office" xmlns:oel="http://schemas.microsoft.com/office/2019/extlst" xmlns:r="http://schemas.openxmlformats.org/officeDocument/2006/relationships" xmlns:m="http://schemas.openxmlformats.org/officeDocument/2006/math" xmlns:v="urn:schemas-microsoft-com:vml" xmlns:wp14="http://schemas.microsoft.com/office/word/2010/wordprocessingDrawing" xmlns:wp="http://schemas.openxmlformats.org/drawingml/2006/wordprocessingDrawing" xmlns:w10="urn:schemas-microsoft-com:office:word" xmlns:w="http://schemas.openxmlformats.org/wordprocessingml/2006/main" xmlns:w14="http://schemas.microsoft.com/office/word/2010/wordml" xmlns:w15="http://schemas.microsoft.com/office/word/2012/wordml" xmlns:w16cex="http://schemas.microsoft.com/office/word/2018/wordml/cex" xmlns:w16cid="http://schemas.microsoft.com/office/word/2016/wordml/cid" xmlns:w16="http://schemas.microsoft.com/office/word/2018/wordml" xmlns:w16sdtdh="http://schemas.microsoft.com/office/word/2020/wordml/sdtdatahash" xmlns:w16se="http://schemas.microsoft.com/office/word/2015/wordml/symex" xmlns:wpg="http://schemas.microsoft.com/office/word/2010/wordprocessingGroup" xmlns:wpi="http://schemas.microsoft.com/office/word/2010/wordprocessingInk" xmlns:wne="http://schemas.microsoft.com/office/word/2006/wordml" xmlns:wps="http://schemas.microsoft.com/office/word/2010/wordprocessingShape" mc:Ignorable="w14 w15 w16se w16cid w16 w16cex w16sdtdh wp14">
+<w:numbering xmlns:wpc="http://schemas.microsoft.com/office/word/2010/wordprocessingCanvas" xmlns:cx="http://schemas.microsoft.com/office/drawing/2014/chartex" xmlns:cx1="http://schemas.microsoft.com/office/drawing/2015/9/8/chartex" xmlns:cx2="http://schemas.microsoft.com/office/drawing/2015/10/21/chartex" xmlns:cx3="http://schemas.microsoft.com/office/drawing/2016/5/9/chartex" xmlns:cx4="http://schemas.microsoft.com/office/drawing/2016/5/10/chartex" xmlns:cx5="http://schemas.microsoft.com/office/drawing/2016/5/11/chartex" xmlns:cx6="http://schemas.microsoft.com/office/drawing/2016/5/12/chartex" xmlns:cx7="http://schemas.microsoft.com/office/drawing/2016/5/13/chartex" xmlns:cx8="http://schemas.microsoft.com/office/drawing/2016/5/14/chartex" xmlns:mc="http://schemas.openxmlformats.org/markup-compatibility/2006" xmlns:aink="http://schemas.microsoft.com/office/drawing/2016/ink" xmlns:am3d="http://schemas.microsoft.com/office/drawing/2017/model3d" xmlns:o="urn:schemas-microsoft-com:office:office" xmlns:oel="http://schemas.microsoft.com/office/2019/extlst" xmlns:r="http://schemas.openxmlformats.org/officeDocument/2006/relationships" xmlns:m="http://schemas.openxmlformats.org/officeDocument/2006/math" xmlns:v="urn:schemas-microsoft-com:vml" xmlns:wp14="http://schemas.microsoft.com/office/word/2010/wordprocessingDrawing" xmlns:wp="http://schemas.openxmlformats.org/drawingml/2006/wordprocessingDrawing" xmlns:w10="urn:schemas-microsoft-com:office:word" xmlns:w="http://schemas.openxmlformats.org/wordprocessingml/2006/main" xmlns:w14="http://schemas.microsoft.com/office/word/2010/wordml" xmlns:w15="http://schemas.microsoft.com/office/word/2012/wordml" xmlns:w16cex="http://schemas.microsoft.com/office/word/2018/wordml/cex" xmlns:w16cid="http://schemas.microsoft.com/office/word/2016/wordml/cid" xmlns:w16="http://schemas.microsoft.com/office/word/2018/wordml" xmlns:w16du="http://schemas.microsoft.com/office/word/2023/wordml/word16du" xmlns:w16sdtdh="http://schemas.microsoft.com/office/word/2020/wordml/sdtdatahash" xmlns:w16sdtfl="http://schemas.microsoft.com/office/word/2024/wordml/sdtformatlock" xmlns:w16se="http://schemas.microsoft.com/office/word/2015/wordml/symex" xmlns:wpg="http://schemas.microsoft.com/office/word/2010/wordprocessingGroup" xmlns:wpi="http://schemas.microsoft.com/office/word/2010/wordprocessingInk" xmlns:wne="http://schemas.microsoft.com/office/word/2006/wordml" xmlns:wps="http://schemas.microsoft.com/office/word/2010/wordprocessingShape" mc:Ignorable="w14 w15 w16se w16cid w16 w16cex w16sdtdh w16sdtfl w16du wp14">
   <w:abstractNum w:abstractNumId="0" w15:restartNumberingAfterBreak="0">
     <w:nsid w:val="FFFFFF7C"/>
     <w:multiLevelType w:val="singleLevel"/>
@@ -1083,7 +1154,7 @@
 </file>
 
 <file path=word/styles.xml><?xml version="1.0" encoding="utf-8"?>
-<w:styles xmlns:mc="http://schemas.openxmlformats.org/markup-compatibility/2006" xmlns:r="http://schemas.openxmlformats.org/officeDocument/2006/relationships" xmlns:w="http://schemas.openxmlformats.org/wordprocessingml/2006/main" xmlns:w14="http://schemas.microsoft.com/office/word/2010/wordml" xmlns:w15="http://schemas.microsoft.com/office/word/2012/wordml" xmlns:w16cex="http://schemas.microsoft.com/office/word/2018/wordml/cex" xmlns:w16cid="http://schemas.microsoft.com/office/word/2016/wordml/cid" xmlns:w16="http://schemas.microsoft.com/office/word/2018/wordml" xmlns:w16sdtdh="http://schemas.microsoft.com/office/word/2020/wordml/sdtdatahash" xmlns:w16se="http://schemas.microsoft.com/office/word/2015/wordml/symex" mc:Ignorable="w14 w15 w16se w16cid w16 w16cex w16sdtdh">
+<w:styles xmlns:mc="http://schemas.openxmlformats.org/markup-compatibility/2006" xmlns:r="http://schemas.openxmlformats.org/officeDocument/2006/relationships" xmlns:w="http://schemas.openxmlformats.org/wordprocessingml/2006/main" xmlns:w14="http://schemas.microsoft.com/office/word/2010/wordml" xmlns:w15="http://schemas.microsoft.com/office/word/2012/wordml" xmlns:w16cex="http://schemas.microsoft.com/office/word/2018/wordml/cex" xmlns:w16cid="http://schemas.microsoft.com/office/word/2016/wordml/cid" xmlns:w16="http://schemas.microsoft.com/office/word/2018/wordml" xmlns:w16du="http://schemas.microsoft.com/office/word/2023/wordml/word16du" xmlns:w16sdtdh="http://schemas.microsoft.com/office/word/2020/wordml/sdtdatahash" xmlns:w16sdtfl="http://schemas.microsoft.com/office/word/2024/wordml/sdtformatlock" xmlns:w16se="http://schemas.microsoft.com/office/word/2015/wordml/symex" mc:Ignorable="w14 w15 w16se w16cid w16 w16cex w16sdtdh w16sdtfl w16du">
   <w:docDefaults>
     <w:rPrDefault>
       <w:rPr>
@@ -1841,7 +1912,7 @@
     <w:link w:val="TitleChar"/>
     <w:uiPriority w:val="10"/>
     <w:qFormat/>
-    <w:rsid w:val="007106C8"/>
+    <w:rsid w:val="00E854FA"/>
     <w:pPr>
       <w:spacing w:after="300" w:line="240" w:lineRule="auto"/>
       <w:contextualSpacing/>
@@ -1851,7 +1922,7 @@
       <w:rFonts w:eastAsiaTheme="majorEastAsia" w:cstheme="majorBidi"/>
       <w:spacing w:val="5"/>
       <w:kern w:val="28"/>
-      <w:sz w:val="52"/>
+      <w:sz w:val="40"/>
       <w:szCs w:val="52"/>
       <w:lang w:val="sv-SE" w:eastAsia="en-US" w:bidi="ar-SA"/>
     </w:rPr>
@@ -1861,12 +1932,12 @@
     <w:basedOn w:val="DefaultParagraphFont"/>
     <w:link w:val="Title"/>
     <w:uiPriority w:val="10"/>
-    <w:rsid w:val="007106C8"/>
+    <w:rsid w:val="00E854FA"/>
     <w:rPr>
       <w:rFonts w:ascii="Times New Roman" w:eastAsiaTheme="majorEastAsia" w:hAnsi="Times New Roman" w:cstheme="majorBidi"/>
       <w:spacing w:val="5"/>
       <w:kern w:val="28"/>
-      <w:sz w:val="52"/>
+      <w:sz w:val="40"/>
       <w:szCs w:val="52"/>
       <w:lang w:val="sv-SE" w:eastAsia="en-US" w:bidi="ar-SA"/>
     </w:rPr>

--- a/klagomål/A 10495-2026 FSC-klagomål.docx
+++ b/klagomål/A 10495-2026 FSC-klagomål.docx
@@ -934,7 +934,7 @@
     <w:r>
       <w:tab/>
       <w:tab/>
-      <w:t>2026-06-18</w:t>
+      <w:t>2026-06-19</w:t>
       <w:br/>
       <w:br/>
     </w:r>

--- a/klagomål/A 10495-2026 FSC-klagomål.docx
+++ b/klagomål/A 10495-2026 FSC-klagomål.docx
@@ -934,7 +934,7 @@
     <w:r>
       <w:tab/>
       <w:tab/>
-      <w:t>2026-06-19</w:t>
+      <w:t>2026-06-20</w:t>
       <w:br/>
       <w:br/>
     </w:r>

--- a/klagomål/A 10495-2026 FSC-klagomål.docx
+++ b/klagomål/A 10495-2026 FSC-klagomål.docx
@@ -168,38 +168,7 @@
     </w:p>
     <w:p>
       <w:r>
-        <w:t>Detta dokument behandlar höga naturvärden i avverkningsanmälan A 10495-2026 i Tranås kommun som inkom 2026-02-24 och omfattar 1,8 ha.</w:t>
-      </w:r>
-    </w:p>
-    <w:p>
-      <w:r>
-        <w:t>Nedan presenteras fynd av naturvårdsarter som gjorts i det avverkningsanmälda området, samt relevanta utdrag ur standarderna för FSC, Chain of Custody, Controlled Wood och PEFC.</w:t>
-      </w:r>
-    </w:p>
-    <w:p>
-      <w:r>
-        <w:t>Vi förväntar oss att ni återkommer med ett skriftligt svar på vårt klagomål och även beskriver vilka korrigerande åtgärder ni satt in för att rätta till identifierade brister i er efterlevnad av den svenska FSC standarden.</w:t>
-      </w:r>
-    </w:p>
-    <w:p>
-      <w:pPr>
-        <w:pStyle w:val="Heading1"/>
-      </w:pPr>
-      <w:r>
-        <w:t>Naturvårdsarter</w:t>
-      </w:r>
-    </w:p>
-    <w:p>
-      <w:r>
-        <w:t>I och inom 16 meter från avverkningsanmälan har följande 12 naturvårdsarter hittats: gulvit blekspik (VU, T), gammelekslav (NT, T), scharlakansvaxing (NT), brun nållav (S), grå skärelav (S), guldlockmossa (S, T), gulnål (S, T), kornig nållav (S, T), lindskål (S), lönnlav (S), rävticka (S, T) och trubbfjädermossa (S, T). Av dessa är 3 rödlistade. För rödlistade arter har rödlistekategorin angivits inom parentes. Arter som är signalarter enligt Skogsstyrelsen har markerats med (S). Typiska arter inom Natura 2000 som är kopplade till skogsekosystem har markerats med (T).</w:t>
-      </w:r>
-    </w:p>
-    <w:p>
-      <w:r>
-        <w:t>De påträffade naturvårdsarterna är ett tydligt kvitto på att det rör sig om en skog med höga naturvärden.</w:t>
-      </w:r>
-      <w:r>
-        <w:t xml:space="preserve"> I Figur 1 visas fyndplatser för naturvårdsarter i området, som finns registrerade på Artportalen.</w:t>
+        <w:t>Detta klagomål behandlar höga naturvärden i avverkningsanmälan A 10495-2026 i Tranås kommun som inkom 2026-02-24 och omfattar 1,8 ha.</w:t>
       </w:r>
     </w:p>
     <w:p>
@@ -247,7 +216,73 @@
         <w:spacing w:after="240"/>
       </w:pPr>
       <w:r>
-        <w:t>Figur 1. Fyndplatser för naturvårdsarter i och inom 16 meter från avverkningsanmälan (röd linje). Markörer utan svart kant är placerade på fyndplatsen. Markörer med svart kant är placerade vid sidan av fyndplatsen och har ett svart streck som visar fyndplatsens exakta position. Kartans mittpunktskoordinat är N 6430408, E 492765 i SWEREF 99 TM.</w:t>
+        <w:t>Figur 1. Fyndplatser för naturvårdsarter i och inom 16 meter från avverkningsanmälan. Markörer utan svart kant är placerade på fyndplatsen. Markörer med svart kant är placerade vid sidan av fyndplatsen har ett svart streck som visar fyndplatsens exakta position. Kartans mittpunktskoordinat är N 6430408, E 492765 i SWEREF 99 TM.</w:t>
+      </w:r>
+    </w:p>
+    <w:p>
+      <w:r>
+        <w:t>I och inom 16 meter från avverkningsanmälan finns fynd av 12 naturvårdsarter, varav 3 är rödlistade, 7 är typiska (T) och 9 är signalarter (S): gulvit blekspik (VU, T), gammelekslav (NT, T), scharlakansvaxing (NT), brun nållav (S), grå skärelav (S), guldlockmossa (S, T), gulnål (S, T), kornig nållav (S, T), lindskål (S), lönnlav (S), rävticka (S, T) och trubbfjädermossa (S, T). Se Figur 1.</w:t>
+      </w:r>
+    </w:p>
+    <w:p>
+      <w:r>
+        <w:t>Nedan presenteras relevanta utdrag ur standarderna för FSC, Chain of Custody, Controlled Wood och PEFC.</w:t>
+      </w:r>
+    </w:p>
+    <w:p>
+      <w:r>
+        <w:t>Vi förväntar oss att ni återkommer med ett skriftligt svar på vårt klagomål och även beskriver vilka korrigerande åtgärder ni satt in för att rätta till identifierade brister i er efterlevnad av den svenska FSC standarden.</w:t>
+      </w:r>
+    </w:p>
+    <w:p>
+      <w:pPr>
+        <w:pStyle w:val="Heading1"/>
+      </w:pPr>
+      <w:r>
+        <w:t>Naturvårdsarter och fridlysta arter</w:t>
+      </w:r>
+    </w:p>
+    <w:p>
+      <w:r>
+        <w:t>Nedan följer beskrivningar av de naturvårdsarter och fridlysta arter som har sina livsmiljöer och växtplatser i den avverkningsanmälda skogen. De påträffade naturvårdsarterna är ett tydligt kvitto på att det rör sig om en skog med höga naturvärden.</w:t>
+      </w:r>
+    </w:p>
+    <w:p>
+      <w:r>
+        <w:rPr>
+          <w:b/>
+        </w:rPr>
+        <w:t>Gulvit blekspik (VU)</w:t>
+      </w:r>
+      <w:r>
+        <w:t xml:space="preserve"> växer främst på öppet stående, grova ädellövträd av framförallt ask och alm samt ibland även på lönn. Arten förekommer ofta i hagmarker, lövängar, parker och i alléer. Aktuella förekomster bör skyddas, speciellt förekomster som inte växer på alm och ask. Eftersom alm- och askskottsjukan är det allvarligaste hotet är åtgärder för att motverka dessa sjukdomar mycket viktigt. Alla blekspikar av släktet </w:t>
+      </w:r>
+      <w:r>
+        <w:rPr>
+          <w:i/>
+        </w:rPr>
+        <w:t>Sclerophora</w:t>
+      </w:r>
+      <w:r>
+        <w:t xml:space="preserve"> ​​​​är utmärkta signalarter för gamla träd och skogsområden med höga naturvärden. Gulvit blekspik är typisk art för </w:t>
+      </w:r>
+      <w:r>
+        <w:rPr>
+          <w:i/>
+        </w:rPr>
+        <w:t>9020 Nordlig ädellövskog, 9070 Trädklädd betesmark, 9180 Ädellövskog i branter</w:t>
+      </w:r>
+      <w:r>
+        <w:t xml:space="preserve"> och </w:t>
+      </w:r>
+      <w:r>
+        <w:rPr>
+          <w:i/>
+        </w:rPr>
+        <w:t>6530 Lövängar</w:t>
+      </w:r>
+      <w:r>
+        <w:t xml:space="preserve"> (SLU Artdatabanken, 2024; Nitare &amp; Skogsstyrelsen, 2019).</w:t>
       </w:r>
     </w:p>
     <w:p>
@@ -286,6 +321,17 @@
       </w:r>
       <w:r>
         <w:t xml:space="preserve"> (SLU Artdatabanken, 2024; Nitare &amp; Skogsstyrelsen, 2019).</w:t>
+      </w:r>
+    </w:p>
+    <w:p>
+      <w:r>
+        <w:rPr>
+          <w:b/>
+        </w:rPr>
+        <w:t xml:space="preserve">Scharlakansvaxing (NT) </w:t>
+      </w:r>
+      <w:r>
+        <w:t>växer mest på magra, ogödslade naturbetes- och slåttermarker men kan sällsynt även påträffas i luckig skogsmark och på rikare mulljord i ädellövskog. Arten är globalt rödlistad som sårbar (VU) vilket innebär att Sverige har ett internationellt ansvar för arten (SLU Artdatabanken, 2024; IUCN, 2019).</w:t>
       </w:r>
     </w:p>
     <w:p>
@@ -380,44 +426,6 @@
         <w:rPr>
           <w:b/>
         </w:rPr>
-        <w:t>Gulvit blekspik (VU)</w:t>
-      </w:r>
-      <w:r>
-        <w:t xml:space="preserve"> växer främst på öppet stående, grova ädellövträd av framförallt ask och alm samt ibland även på lönn. Arten förekommer ofta i hagmarker, lövängar, parker och i alléer. Aktuella förekomster bör skyddas, speciellt förekomster som inte växer på alm och ask. Eftersom alm- och askskottsjukan är det allvarligaste hotet är åtgärder för att motverka dessa sjukdomar mycket viktigt. Alla blekspikar av släktet </w:t>
-      </w:r>
-      <w:r>
-        <w:rPr>
-          <w:i/>
-        </w:rPr>
-        <w:t>Sclerophora</w:t>
-      </w:r>
-      <w:r>
-        <w:t xml:space="preserve"> ​​​​är utmärkta signalarter för gamla träd och skogsområden med höga naturvärden. Gulvit blekspik är typisk art för </w:t>
-      </w:r>
-      <w:r>
-        <w:rPr>
-          <w:i/>
-        </w:rPr>
-        <w:t>9020 Nordlig ädellövskog, 9070 Trädklädd betesmark, 9180 Ädellövskog i branter</w:t>
-      </w:r>
-      <w:r>
-        <w:t xml:space="preserve"> och </w:t>
-      </w:r>
-      <w:r>
-        <w:rPr>
-          <w:i/>
-        </w:rPr>
-        <w:t>6530 Lövängar</w:t>
-      </w:r>
-      <w:r>
-        <w:t xml:space="preserve"> (SLU Artdatabanken, 2024; Nitare &amp; Skogsstyrelsen, 2019).</w:t>
-      </w:r>
-    </w:p>
-    <w:p>
-      <w:r>
-        <w:rPr>
-          <w:b/>
-        </w:rPr>
         <w:t xml:space="preserve">Kornig nållav </w:t>
       </w:r>
       <w:r>
@@ -460,17 +468,6 @@
       </w:r>
       <w:r>
         <w:t>(SLU Artdatabanken, 2025).</w:t>
-      </w:r>
-    </w:p>
-    <w:p>
-      <w:r>
-        <w:rPr>
-          <w:b/>
-        </w:rPr>
-        <w:t xml:space="preserve">Scharlakansvaxing (NT) </w:t>
-      </w:r>
-      <w:r>
-        <w:t>växer mest på magra, ogödslade naturbetes- och slåttermarker men kan sällsynt även påträffas i luckig skogsmark och på rikare mulljord i ädellövskog. Arten är globalt rödlistad som sårbar (VU) vilket innebär att Sverige har ett internationellt ansvar för arten (SLU Artdatabanken, 2024; IUCN, 2019).</w:t>
       </w:r>
     </w:p>
     <w:p>
@@ -934,7 +931,7 @@
     <w:r>
       <w:tab/>
       <w:tab/>
-      <w:t>2026-06-20</w:t>
+      <w:t>2026-06-21</w:t>
       <w:br/>
       <w:br/>
     </w:r>

--- a/klagomål/A 10495-2026 FSC-klagomål.docx
+++ b/klagomål/A 10495-2026 FSC-klagomål.docx
@@ -931,7 +931,7 @@
     <w:r>
       <w:tab/>
       <w:tab/>
-      <w:t>2026-06-21</w:t>
+      <w:t>2026-06-22</w:t>
       <w:br/>
       <w:br/>
     </w:r>

--- a/klagomål/A 10495-2026 FSC-klagomål.docx
+++ b/klagomål/A 10495-2026 FSC-klagomål.docx
@@ -931,7 +931,7 @@
     <w:r>
       <w:tab/>
       <w:tab/>
-      <w:t>2026-06-22</w:t>
+      <w:t>2026-06-23</w:t>
       <w:br/>
       <w:br/>
     </w:r>

--- a/klagomål/A 10495-2026 FSC-klagomål.docx
+++ b/klagomål/A 10495-2026 FSC-klagomål.docx
@@ -931,7 +931,7 @@
     <w:r>
       <w:tab/>
       <w:tab/>
-      <w:t>2026-06-23</w:t>
+      <w:t>2026-06-24</w:t>
       <w:br/>
       <w:br/>
     </w:r>

--- a/klagomål/A 10495-2026 FSC-klagomål.docx
+++ b/klagomål/A 10495-2026 FSC-klagomål.docx
@@ -931,7 +931,7 @@
     <w:r>
       <w:tab/>
       <w:tab/>
-      <w:t>2026-06-24</w:t>
+      <w:t>2026-06-25</w:t>
       <w:br/>
       <w:br/>
     </w:r>

--- a/klagomål/A 10495-2026 FSC-klagomål.docx
+++ b/klagomål/A 10495-2026 FSC-klagomål.docx
@@ -931,7 +931,7 @@
     <w:r>
       <w:tab/>
       <w:tab/>
-      <w:t>2026-06-25</w:t>
+      <w:t>2026-06-26</w:t>
       <w:br/>
       <w:br/>
     </w:r>

--- a/klagomål/A 10495-2026 FSC-klagomål.docx
+++ b/klagomål/A 10495-2026 FSC-klagomål.docx
@@ -931,7 +931,7 @@
     <w:r>
       <w:tab/>
       <w:tab/>
-      <w:t>2026-06-26</w:t>
+      <w:t>2026-06-27</w:t>
       <w:br/>
       <w:br/>
     </w:r>

--- a/klagomål/A 10495-2026 FSC-klagomål.docx
+++ b/klagomål/A 10495-2026 FSC-klagomål.docx
@@ -931,7 +931,7 @@
     <w:r>
       <w:tab/>
       <w:tab/>
-      <w:t>2026-06-27</w:t>
+      <w:t>2026-06-28</w:t>
       <w:br/>
       <w:br/>
     </w:r>

--- a/klagomål/A 10495-2026 FSC-klagomål.docx
+++ b/klagomål/A 10495-2026 FSC-klagomål.docx
@@ -931,7 +931,7 @@
     <w:r>
       <w:tab/>
       <w:tab/>
-      <w:t>2026-06-28</w:t>
+      <w:t>2026-06-29</w:t>
       <w:br/>
       <w:br/>
     </w:r>

--- a/klagomål/A 10495-2026 FSC-klagomål.docx
+++ b/klagomål/A 10495-2026 FSC-klagomål.docx
@@ -931,7 +931,7 @@
     <w:r>
       <w:tab/>
       <w:tab/>
-      <w:t>2026-06-29</w:t>
+      <w:t>2026-06-30</w:t>
       <w:br/>
       <w:br/>
     </w:r>

--- a/klagomål/A 10495-2026 FSC-klagomål.docx
+++ b/klagomål/A 10495-2026 FSC-klagomål.docx
@@ -931,7 +931,7 @@
     <w:r>
       <w:tab/>
       <w:tab/>
-      <w:t>2026-06-30</w:t>
+      <w:t>2026-07-01</w:t>
       <w:br/>
       <w:br/>
     </w:r>

--- a/klagomål/A 10495-2026 FSC-klagomål.docx
+++ b/klagomål/A 10495-2026 FSC-klagomål.docx
@@ -931,7 +931,7 @@
     <w:r>
       <w:tab/>
       <w:tab/>
-      <w:t>2026-07-13</w:t>
+      <w:t>2026-07-14</w:t>
       <w:br/>
       <w:br/>
     </w:r>

--- a/klagomål/A 10495-2026 FSC-klagomål.docx
+++ b/klagomål/A 10495-2026 FSC-klagomål.docx
@@ -931,7 +931,7 @@
     <w:r>
       <w:tab/>
       <w:tab/>
-      <w:t>2026-07-14</w:t>
+      <w:t>2026-07-15</w:t>
       <w:br/>
       <w:br/>
     </w:r>

--- a/klagomål/A 10495-2026 FSC-klagomål.docx
+++ b/klagomål/A 10495-2026 FSC-klagomål.docx
@@ -931,7 +931,7 @@
     <w:r>
       <w:tab/>
       <w:tab/>
-      <w:t>2026-07-15</w:t>
+      <w:t>2026-07-16</w:t>
       <w:br/>
       <w:br/>
     </w:r>

--- a/klagomål/A 10495-2026 FSC-klagomål.docx
+++ b/klagomål/A 10495-2026 FSC-klagomål.docx
@@ -931,7 +931,7 @@
     <w:r>
       <w:tab/>
       <w:tab/>
-      <w:t>2026-07-16</w:t>
+      <w:t>2026-07-17</w:t>
       <w:br/>
       <w:br/>
     </w:r>

--- a/klagomål/A 10495-2026 FSC-klagomål.docx
+++ b/klagomål/A 10495-2026 FSC-klagomål.docx
@@ -931,7 +931,7 @@
     <w:r>
       <w:tab/>
       <w:tab/>
-      <w:t>2026-07-17</w:t>
+      <w:t>2026-07-18</w:t>
       <w:br/>
       <w:br/>
     </w:r>

--- a/klagomål/A 10495-2026 FSC-klagomål.docx
+++ b/klagomål/A 10495-2026 FSC-klagomål.docx
@@ -931,7 +931,7 @@
     <w:r>
       <w:tab/>
       <w:tab/>
-      <w:t>2026-07-18</w:t>
+      <w:t>2026-07-19</w:t>
       <w:br/>
       <w:br/>
     </w:r>

--- a/klagomål/A 10495-2026 FSC-klagomål.docx
+++ b/klagomål/A 10495-2026 FSC-klagomål.docx
@@ -931,7 +931,7 @@
     <w:r>
       <w:tab/>
       <w:tab/>
-      <w:t>2026-07-19</w:t>
+      <w:t>2026-07-20</w:t>
       <w:br/>
       <w:br/>
     </w:r>

--- a/klagomål/A 10495-2026 FSC-klagomål.docx
+++ b/klagomål/A 10495-2026 FSC-klagomål.docx
@@ -931,7 +931,7 @@
     <w:r>
       <w:tab/>
       <w:tab/>
-      <w:t>2026-07-20</w:t>
+      <w:t>2026-07-21</w:t>
       <w:br/>
       <w:br/>
     </w:r>

--- a/klagomål/A 10495-2026 FSC-klagomål.docx
+++ b/klagomål/A 10495-2026 FSC-klagomål.docx
@@ -931,7 +931,7 @@
     <w:r>
       <w:tab/>
       <w:tab/>
-      <w:t>2026-07-21</w:t>
+      <w:t>2026-07-22</w:t>
       <w:br/>
       <w:br/>
     </w:r>

--- a/klagomål/A 10495-2026 FSC-klagomål.docx
+++ b/klagomål/A 10495-2026 FSC-klagomål.docx
@@ -931,7 +931,7 @@
     <w:r>
       <w:tab/>
       <w:tab/>
-      <w:t>2026-07-22</w:t>
+      <w:t>2026-07-23</w:t>
       <w:br/>
       <w:br/>
     </w:r>

--- a/klagomål/A 10495-2026 FSC-klagomål.docx
+++ b/klagomål/A 10495-2026 FSC-klagomål.docx
@@ -931,7 +931,7 @@
     <w:r>
       <w:tab/>
       <w:tab/>
-      <w:t>2026-07-23</w:t>
+      <w:t>2026-07-24</w:t>
       <w:br/>
       <w:br/>
     </w:r>

--- a/klagomål/A 10495-2026 FSC-klagomål.docx
+++ b/klagomål/A 10495-2026 FSC-klagomål.docx
@@ -931,7 +931,7 @@
     <w:r>
       <w:tab/>
       <w:tab/>
-      <w:t>2026-07-24</w:t>
+      <w:t>2026-07-25</w:t>
       <w:br/>
       <w:br/>
     </w:r>

--- a/klagomål/A 10495-2026 FSC-klagomål.docx
+++ b/klagomål/A 10495-2026 FSC-klagomål.docx
@@ -931,7 +931,7 @@
     <w:r>
       <w:tab/>
       <w:tab/>
-      <w:t>2026-07-25</w:t>
+      <w:t>2026-07-26</w:t>
       <w:br/>
       <w:br/>
     </w:r>

--- a/klagomål/A 10495-2026 FSC-klagomål.docx
+++ b/klagomål/A 10495-2026 FSC-klagomål.docx
@@ -931,7 +931,7 @@
     <w:r>
       <w:tab/>
       <w:tab/>
-      <w:t>2026-07-26</w:t>
+      <w:t>2026-07-27</w:t>
       <w:br/>
       <w:br/>
     </w:r>

--- a/klagomål/A 10495-2026 FSC-klagomål.docx
+++ b/klagomål/A 10495-2026 FSC-klagomål.docx
@@ -931,7 +931,7 @@
     <w:r>
       <w:tab/>
       <w:tab/>
-      <w:t>2026-07-27</w:t>
+      <w:t>2026-07-28</w:t>
       <w:br/>
       <w:br/>
     </w:r>

--- a/klagomål/A 10495-2026 FSC-klagomål.docx
+++ b/klagomål/A 10495-2026 FSC-klagomål.docx
@@ -931,7 +931,7 @@
     <w:r>
       <w:tab/>
       <w:tab/>
-      <w:t>2026-07-28</w:t>
+      <w:t>2026-07-29</w:t>
       <w:br/>
       <w:br/>
     </w:r>

--- a/klagomål/A 10495-2026 FSC-klagomål.docx
+++ b/klagomål/A 10495-2026 FSC-klagomål.docx
@@ -931,7 +931,7 @@
     <w:r>
       <w:tab/>
       <w:tab/>
-      <w:t>2026-07-29</w:t>
+      <w:t>2026-07-30</w:t>
       <w:br/>
       <w:br/>
     </w:r>

--- a/klagomål/A 10495-2026 FSC-klagomål.docx
+++ b/klagomål/A 10495-2026 FSC-klagomål.docx
@@ -931,7 +931,7 @@
     <w:r>
       <w:tab/>
       <w:tab/>
-      <w:t>2026-07-30</w:t>
+      <w:t>2026-07-31</w:t>
       <w:br/>
       <w:br/>
     </w:r>

--- a/klagomål/A 10495-2026 FSC-klagomål.docx
+++ b/klagomål/A 10495-2026 FSC-klagomål.docx
@@ -931,7 +931,7 @@
     <w:r>
       <w:tab/>
       <w:tab/>
-      <w:t>2026-07-31</w:t>
+      <w:t>2026-08-01</w:t>
       <w:br/>
       <w:br/>
     </w:r>

--- a/klagomål/A 10495-2026 FSC-klagomål.docx
+++ b/klagomål/A 10495-2026 FSC-klagomål.docx
@@ -931,7 +931,7 @@
     <w:r>
       <w:tab/>
       <w:tab/>
-      <w:t>2026-08-01</w:t>
+      <w:t>2026-08-02</w:t>
       <w:br/>
       <w:br/>
     </w:r>

--- a/klagomål/A 10495-2026 FSC-klagomål.docx
+++ b/klagomål/A 10495-2026 FSC-klagomål.docx
@@ -931,7 +931,7 @@
     <w:r>
       <w:tab/>
       <w:tab/>
-      <w:t>2026-08-02</w:t>
+      <w:t>2026-08-03</w:t>
       <w:br/>
       <w:br/>
     </w:r>

--- a/klagomål/A 10495-2026 FSC-klagomål.docx
+++ b/klagomål/A 10495-2026 FSC-klagomål.docx
@@ -931,7 +931,7 @@
     <w:r>
       <w:tab/>
       <w:tab/>
-      <w:t>2026-08-03</w:t>
+      <w:t>2026-08-05</w:t>
       <w:br/>
       <w:br/>
     </w:r>

--- a/klagomål/A 10495-2026 FSC-klagomål.docx
+++ b/klagomål/A 10495-2026 FSC-klagomål.docx
@@ -931,7 +931,7 @@
     <w:r>
       <w:tab/>
       <w:tab/>
-      <w:t>2026-08-05</w:t>
+      <w:t>2026-08-07</w:t>
       <w:br/>
       <w:br/>
     </w:r>

--- a/klagomål/A 10495-2026 FSC-klagomål.docx
+++ b/klagomål/A 10495-2026 FSC-klagomål.docx
@@ -931,7 +931,7 @@
     <w:r>
       <w:tab/>
       <w:tab/>
-      <w:t>2026-08-07</w:t>
+      <w:t>2026-08-08</w:t>
       <w:br/>
       <w:br/>
     </w:r>

--- a/klagomål/A 10495-2026 FSC-klagomål.docx
+++ b/klagomål/A 10495-2026 FSC-klagomål.docx
@@ -216,7 +216,7 @@
         <w:spacing w:after="240"/>
       </w:pPr>
       <w:r>
-        <w:t>Figur 1. Fyndplatser för naturvårdsarter i och inom 16 meter från avverkningsanmälan. Markörer utan svart kant är placerade på fyndplatsen. Markörer med svart kant är placerade vid sidan av fyndplatsen har ett svart streck som visar fyndplatsens exakta position. Kartans mittpunktskoordinat är N 6430408, E 492765 i SWEREF 99 TM.</w:t>
+        <w:t>Figur 1. Fyndplatser för naturvårdsarter i och inom 16 meter från avverkningsanmälan. Markörer utan svart kant är placerade på fyndplatsen. Markörer med svart kant är placerade vid sidan av fyndplatsen och har ett svart streck som visar fyndplatsens exakta position. Kartans mittpunktskoordinat är N 6430408, E 492765 i SWEREF 99 TM.</w:t>
       </w:r>
     </w:p>
     <w:p>
@@ -931,7 +931,7 @@
     <w:r>
       <w:tab/>
       <w:tab/>
-      <w:t>2026-08-14</w:t>
+      <w:t>2026-08-15</w:t>
       <w:br/>
       <w:br/>
     </w:r>

--- a/klagomål/A 10495-2026 FSC-klagomål.docx
+++ b/klagomål/A 10495-2026 FSC-klagomål.docx
@@ -931,7 +931,7 @@
     <w:r>
       <w:tab/>
       <w:tab/>
-      <w:t>2026-08-15</w:t>
+      <w:t>2026-08-16</w:t>
       <w:br/>
       <w:br/>
     </w:r>

--- a/klagomål/A 10495-2026 FSC-klagomål.docx
+++ b/klagomål/A 10495-2026 FSC-klagomål.docx
@@ -931,7 +931,7 @@
     <w:r>
       <w:tab/>
       <w:tab/>
-      <w:t>2026-08-16</w:t>
+      <w:t>2026-08-17</w:t>
       <w:br/>
       <w:br/>
     </w:r>

--- a/klagomål/A 10495-2026 FSC-klagomål.docx
+++ b/klagomål/A 10495-2026 FSC-klagomål.docx
@@ -931,7 +931,7 @@
     <w:r>
       <w:tab/>
       <w:tab/>
-      <w:t>2026-08-17</w:t>
+      <w:t>2026-08-18</w:t>
       <w:br/>
       <w:br/>
     </w:r>

--- a/klagomål/A 10495-2026 FSC-klagomål.docx
+++ b/klagomål/A 10495-2026 FSC-klagomål.docx
@@ -931,7 +931,7 @@
     <w:r>
       <w:tab/>
       <w:tab/>
-      <w:t>2026-08-18</w:t>
+      <w:t>2026-08-19</w:t>
       <w:br/>
       <w:br/>
     </w:r>

--- a/klagomål/A 10495-2026 FSC-klagomål.docx
+++ b/klagomål/A 10495-2026 FSC-klagomål.docx
@@ -931,7 +931,7 @@
     <w:r>
       <w:tab/>
       <w:tab/>
-      <w:t>2026-08-19</w:t>
+      <w:t>2026-08-20</w:t>
       <w:br/>
       <w:br/>
     </w:r>

--- a/klagomål/A 10495-2026 FSC-klagomål.docx
+++ b/klagomål/A 10495-2026 FSC-klagomål.docx
@@ -931,7 +931,7 @@
     <w:r>
       <w:tab/>
       <w:tab/>
-      <w:t>2026-08-20</w:t>
+      <w:t>2026-08-21</w:t>
       <w:br/>
       <w:br/>
     </w:r>

--- a/klagomål/A 10495-2026 FSC-klagomål.docx
+++ b/klagomål/A 10495-2026 FSC-klagomål.docx
@@ -931,7 +931,7 @@
     <w:r>
       <w:tab/>
       <w:tab/>
-      <w:t>2026-08-21</w:t>
+      <w:t>2026-08-22</w:t>
       <w:br/>
       <w:br/>
     </w:r>

--- a/klagomål/A 10495-2026 FSC-klagomål.docx
+++ b/klagomål/A 10495-2026 FSC-klagomål.docx
@@ -931,7 +931,7 @@
     <w:r>
       <w:tab/>
       <w:tab/>
-      <w:t>2026-08-22</w:t>
+      <w:t>2026-08-23</w:t>
       <w:br/>
       <w:br/>
     </w:r>

--- a/klagomål/A 10495-2026 FSC-klagomål.docx
+++ b/klagomål/A 10495-2026 FSC-klagomål.docx
@@ -931,7 +931,7 @@
     <w:r>
       <w:tab/>
       <w:tab/>
-      <w:t>2026-08-23</w:t>
+      <w:t>2026-08-24</w:t>
       <w:br/>
       <w:br/>
     </w:r>

--- a/klagomål/A 10495-2026 FSC-klagomål.docx
+++ b/klagomål/A 10495-2026 FSC-klagomål.docx
@@ -931,7 +931,7 @@
     <w:r>
       <w:tab/>
       <w:tab/>
-      <w:t>2026-08-24</w:t>
+      <w:t>2026-08-25</w:t>
       <w:br/>
       <w:br/>
     </w:r>

--- a/klagomål/A 10495-2026 FSC-klagomål.docx
+++ b/klagomål/A 10495-2026 FSC-klagomål.docx
@@ -931,7 +931,7 @@
     <w:r>
       <w:tab/>
       <w:tab/>
-      <w:t>2026-08-25</w:t>
+      <w:t>2026-08-26</w:t>
       <w:br/>
       <w:br/>
     </w:r>

--- a/klagomål/A 10495-2026 FSC-klagomål.docx
+++ b/klagomål/A 10495-2026 FSC-klagomål.docx
@@ -931,7 +931,7 @@
     <w:r>
       <w:tab/>
       <w:tab/>
-      <w:t>2026-08-26</w:t>
+      <w:t>2026-08-27</w:t>
       <w:br/>
       <w:br/>
     </w:r>

--- a/klagomål/A 10495-2026 FSC-klagomål.docx
+++ b/klagomål/A 10495-2026 FSC-klagomål.docx
@@ -931,7 +931,7 @@
     <w:r>
       <w:tab/>
       <w:tab/>
-      <w:t>2026-08-27</w:t>
+      <w:t>2026-08-28</w:t>
       <w:br/>
       <w:br/>
     </w:r>

--- a/klagomål/A 10495-2026 FSC-klagomål.docx
+++ b/klagomål/A 10495-2026 FSC-klagomål.docx
@@ -931,7 +931,7 @@
     <w:r>
       <w:tab/>
       <w:tab/>
-      <w:t>2026-08-28</w:t>
+      <w:t>2026-08-29</w:t>
       <w:br/>
       <w:br/>
     </w:r>

--- a/klagomål/A 10495-2026 FSC-klagomål.docx
+++ b/klagomål/A 10495-2026 FSC-klagomål.docx
@@ -931,7 +931,7 @@
     <w:r>
       <w:tab/>
       <w:tab/>
-      <w:t>2026-08-29</w:t>
+      <w:t>2026-08-31</w:t>
       <w:br/>
       <w:br/>
     </w:r>

--- a/klagomål/A 10495-2026 FSC-klagomål.docx
+++ b/klagomål/A 10495-2026 FSC-klagomål.docx
@@ -931,7 +931,7 @@
     <w:r>
       <w:tab/>
       <w:tab/>
-      <w:t>2026-08-31</w:t>
+      <w:t>2026-09-01</w:t>
       <w:br/>
       <w:br/>
     </w:r>

--- a/klagomål/A 10495-2026 FSC-klagomål.docx
+++ b/klagomål/A 10495-2026 FSC-klagomål.docx
@@ -931,7 +931,7 @@
     <w:r>
       <w:tab/>
       <w:tab/>
-      <w:t>2026-09-01</w:t>
+      <w:t>2026-09-02</w:t>
       <w:br/>
       <w:br/>
     </w:r>

--- a/klagomål/A 10495-2026 FSC-klagomål.docx
+++ b/klagomål/A 10495-2026 FSC-klagomål.docx
@@ -931,7 +931,7 @@
     <w:r>
       <w:tab/>
       <w:tab/>
-      <w:t>2026-09-02</w:t>
+      <w:t>2026-09-03</w:t>
       <w:br/>
       <w:br/>
     </w:r>

--- a/klagomål/A 10495-2026 FSC-klagomål.docx
+++ b/klagomål/A 10495-2026 FSC-klagomål.docx
@@ -931,7 +931,7 @@
     <w:r>
       <w:tab/>
       <w:tab/>
-      <w:t>2026-09-03</w:t>
+      <w:t>2026-09-04</w:t>
       <w:br/>
       <w:br/>
     </w:r>

--- a/klagomål/A 10495-2026 FSC-klagomål.docx
+++ b/klagomål/A 10495-2026 FSC-klagomål.docx
@@ -931,7 +931,7 @@
     <w:r>
       <w:tab/>
       <w:tab/>
-      <w:t>2026-09-04</w:t>
+      <w:t>2026-09-05</w:t>
       <w:br/>
       <w:br/>
     </w:r>

--- a/klagomål/A 10495-2026 FSC-klagomål.docx
+++ b/klagomål/A 10495-2026 FSC-klagomål.docx
@@ -931,7 +931,7 @@
     <w:r>
       <w:tab/>
       <w:tab/>
-      <w:t>2026-09-05</w:t>
+      <w:t>2026-09-06</w:t>
       <w:br/>
       <w:br/>
     </w:r>

--- a/klagomål/A 10495-2026 FSC-klagomål.docx
+++ b/klagomål/A 10495-2026 FSC-klagomål.docx
@@ -931,7 +931,7 @@
     <w:r>
       <w:tab/>
       <w:tab/>
-      <w:t>2026-09-06</w:t>
+      <w:t>2026-09-07</w:t>
       <w:br/>
       <w:br/>
     </w:r>

--- a/klagomål/A 10495-2026 FSC-klagomål.docx
+++ b/klagomål/A 10495-2026 FSC-klagomål.docx
@@ -931,7 +931,7 @@
     <w:r>
       <w:tab/>
       <w:tab/>
-      <w:t>2026-09-07</w:t>
+      <w:t>2026-09-08</w:t>
       <w:br/>
       <w:br/>
     </w:r>

--- a/klagomål/A 10495-2026 FSC-klagomål.docx
+++ b/klagomål/A 10495-2026 FSC-klagomål.docx
@@ -931,7 +931,7 @@
     <w:r>
       <w:tab/>
       <w:tab/>
-      <w:t>2026-09-08</w:t>
+      <w:t>2026-09-09</w:t>
       <w:br/>
       <w:br/>
     </w:r>

--- a/klagomål/A 10495-2026 FSC-klagomål.docx
+++ b/klagomål/A 10495-2026 FSC-klagomål.docx
@@ -931,7 +931,7 @@
     <w:r>
       <w:tab/>
       <w:tab/>
-      <w:t>2026-09-09</w:t>
+      <w:t>2026-09-10</w:t>
       <w:br/>
       <w:br/>
     </w:r>

--- a/klagomål/A 10495-2026 FSC-klagomål.docx
+++ b/klagomål/A 10495-2026 FSC-klagomål.docx
@@ -931,7 +931,7 @@
     <w:r>
       <w:tab/>
       <w:tab/>
-      <w:t>2026-09-10</w:t>
+      <w:t>2026-09-11</w:t>
       <w:br/>
       <w:br/>
     </w:r>

--- a/klagomål/A 10495-2026 FSC-klagomål.docx
+++ b/klagomål/A 10495-2026 FSC-klagomål.docx
@@ -931,7 +931,7 @@
     <w:r>
       <w:tab/>
       <w:tab/>
-      <w:t>2026-09-11</w:t>
+      <w:t>2026-09-12</w:t>
       <w:br/>
       <w:br/>
     </w:r>
